--- a/일본판/2부/2부_1화_원고단.docx
+++ b/일본판/2부/2부_1화_원고단.docx
@@ -92,7 +92,7 @@
           <w:color w:val="555555"/>
           <w:sz w:val="22"/>
         </w:rPr>
-        <w:t>(2020年1月6日(月)、午前9時。汐見駅前通り、和菓子屋の二階にある桐生法律事務所。「仕事始め」の日。応接室の鉄瓶が湯気を立て、机の上には和菓子屋の女将から届いた紅白の饅頭が一箱。桐生の机には何も置かれていない。窓の外、駅前の掲示板に「新春国政報告会 1月19日 汐見市文化会館 衆議院議員 真壁功」のポスターが、年末と同じ場所に貼ってある。)</w:t>
+        <w:t>(2020年1月6日(月)、午前9時。汐見駅前通り、和菓子屋の二階にある桐生法律事務所。「仕事始め」の日。応接室の鉄瓶が湯気を立て、机の上には和菓子屋の女将から届いた紅白の饅頭が一箱。桐生の机には何も置かれていない。窓の外、駅前の掲示板に「新春国政報告会 1月19日 汐見市文化会館 衆議院議員 真壁功」のポスターが年末と同じ場所に貼ってある。)</w:t>
       </w:r>
     </w:p>
     <w:p>
@@ -161,7 +161,7 @@
           <w:i w:val="0"/>
           <w:sz w:val="22"/>
         </w:rPr>
-        <w:t>年末に、藤井さんと一緒に。でも、物は動かしてません。老眼鏡も、薬のケースも、そのまま。</w:t>
+        <w:t>年末に藤井さんと一緒に。でも物は動かしてません。老眼鏡も、薬のケースも、そのまま。</w:t>
       </w:r>
     </w:p>
     <w:p>
@@ -209,7 +209,7 @@
           <w:color w:val="555555"/>
           <w:sz w:val="22"/>
         </w:rPr>
-        <w:t>(階段のきしむ音。ノックのあと、ドアが開く。紺のスーツの女性が、書類鞄を両手で胸に抱えて立っている。)</w:t>
+        <w:t>(階段のきしむ音。ノックのあとドアが開く。紺のスーツの女性が書類鞄を両手で胸に抱えて立っている。)</w:t>
       </w:r>
     </w:p>
     <w:p>
@@ -255,7 +255,7 @@
           <w:i w:val="0"/>
           <w:sz w:val="22"/>
         </w:rPr>
-        <w:t>真壁です。お待ちしていました。どうぞ、中へ。</w:t>
+        <w:t>真壁です。お待ちしていました。どうぞ中へ。</w:t>
       </w:r>
     </w:p>
     <w:p>
@@ -288,7 +288,7 @@
           <w:i w:val="0"/>
           <w:sz w:val="22"/>
         </w:rPr>
-        <w:t>あの、これが、あの鉄瓶ですか。</w:t>
+        <w:t>あのこれがあの鉄瓶ですか。</w:t>
       </w:r>
     </w:p>
     <w:p>
@@ -334,7 +334,7 @@
           <w:i w:val="0"/>
           <w:sz w:val="22"/>
         </w:rPr>
-        <w:t>去年の大晦日、海潮寺のお通夜の列に、私も並んでいたんです。いちばん後ろのほうに。紙コップで、ほうじ茶をいただきました。</w:t>
+        <w:t>去年の大晦日、海潮寺のお通夜の列に、私も並んでいたんです。いちばん後ろのほうに。紙コップでほうじ茶をいただきました。</w:t>
       </w:r>
     </w:p>
     <w:p>
@@ -390,7 +390,7 @@
           <w:i w:val="0"/>
           <w:sz w:val="22"/>
         </w:rPr>
-        <w:t>はい。叔父が、波戸町の出身なんです。私は大学から東京に出て、司法試験を受けて、去年の暮れに修習を終えて、戻ってきました。桐生先生のお名前は、新聞でしか知りませんでした。でも、あの列に並んでいるうちに、決めたんです。この事務所の面接を、受けようって。</w:t>
+        <w:t>はい。叔父が波戸町の出身なんです。私は大学から東京に出て、司法試験を受けて、去年の暮れに修習を終えて、戻ってきました。桐生先生のお名前は新聞でしか知りませんでした。でもあの列に並んでいるうちに、決めたんです。この事務所の面接を受けようって。</w:t>
       </w:r>
     </w:p>
     <w:p>
@@ -423,7 +423,7 @@
           <w:i w:val="0"/>
           <w:sz w:val="22"/>
         </w:rPr>
-        <w:t>土井さん。この事務所には、お給料の話の前に、決まりがひとつあります。</w:t>
+        <w:t>土井さん。この事務所にはお給料の話の前に決まりがひとつあります。</w:t>
       </w:r>
     </w:p>
     <w:p>
@@ -469,7 +469,7 @@
           <w:i w:val="0"/>
           <w:sz w:val="22"/>
         </w:rPr>
-        <w:t>初めて来た人に、まず一杯、お茶を出すこと。話は、それからです。</w:t>
+        <w:t>初めて来た人にまず一杯、お茶を出すこと。話はそれからです。</w:t>
       </w:r>
     </w:p>
     <w:p>
@@ -507,7 +507,7 @@
           <w:i w:val="0"/>
           <w:sz w:val="22"/>
         </w:rPr>
-        <w:t>……あ、通夜のときと、同じ味です。</w:t>
+        <w:t>……あ通夜のときと同じ味です。</w:t>
       </w:r>
     </w:p>
     <w:p>
@@ -530,7 +530,7 @@
           <w:i w:val="0"/>
           <w:sz w:val="22"/>
         </w:rPr>
-        <w:t>先生が、炒り方を残してくれました。煙が一本立ったら、火を止める。それだけです。</w:t>
+        <w:t>先生が炒り方を残してくれました。煙が一本立ったら、火を止める。それだけです。</w:t>
       </w:r>
     </w:p>
     <w:p>
@@ -553,7 +553,7 @@
           <w:i w:val="0"/>
           <w:sz w:val="22"/>
         </w:rPr>
-        <w:t>煙が、一本。</w:t>
+        <w:t>煙が一本。</w:t>
       </w:r>
     </w:p>
     <w:p>
@@ -576,7 +576,7 @@
           <w:i w:val="0"/>
           <w:sz w:val="22"/>
         </w:rPr>
-        <w:t>私は、事務員の三浦です。土井さんが入るので、今年から、「事務長」って名乗れって、真壁さんに言われたんですけど。</w:t>
+        <w:t>私は事務員の三浦です。土井さんが入るので、今年から「事務長」って名乗れって、真壁さんに言われたんですけど。</w:t>
       </w:r>
     </w:p>
     <w:p>
@@ -622,7 +622,7 @@
           <w:i w:val="0"/>
           <w:sz w:val="22"/>
         </w:rPr>
-        <w:t>慣れます。僕も、そうでした。……それでは、さっそくですが、今日の午後、土井さんには読んでもらうものがあります。</w:t>
+        <w:t>慣れます。僕も、そうでした。……それではさっそくですが今日の午後、土井さんには読んでもらうものがあります。</w:t>
       </w:r>
     </w:p>
     <w:p>
@@ -637,7 +637,7 @@
           <w:color w:val="555555"/>
           <w:sz w:val="22"/>
         </w:rPr>
-        <w:t>(真壁が、応接室の隅の段ボール箱を指さす。ふたの上に、大城千鶴の字で「波戸町 避難者名簿(原本)」と書いたメモ。)</w:t>
+        <w:t>(真壁が応接室の隅の段ボール箱を指さす。ふたの上に大城千鶴の字で「波戸町 避難者名簿(原本)」と書いたメモ。)</w:t>
       </w:r>
     </w:p>
     <w:p>
@@ -683,7 +683,7 @@
           <w:i w:val="0"/>
           <w:sz w:val="22"/>
         </w:rPr>
-        <w:t>先月三十一日の夜に、預かった名簿です。三百十二人。国と、奥浜電力を相手に、訴えたいと言っている人たちの、すべてです。</w:t>
+        <w:t>先月三十一日の夜に、預かった名簿です。三百十二人。国と奥浜電力を相手に訴えたいと言っている人たちの、すべてです。</w:t>
       </w:r>
     </w:p>
     <w:p>
@@ -769,7 +769,7 @@
           <w:color w:val="555555"/>
           <w:sz w:val="22"/>
         </w:rPr>
-        <w:t>(同日、午後2時。応接室の机にホワイトボードが引き出されている。茜が名簿を一枚ずつめくる。真壁が、ボードに「国」「奥浜電力」と書く。三浦が缶コーヒーを三つ並べる。)</w:t>
+        <w:t>(同日、午後2時。応接室の机にホワイトボードが引き出されている。茜が名簿を一枚ずつめくる。真壁がボードに「国」「奥浜電力」と書く。三浦が缶コーヒーを三つ並べる。)</w:t>
       </w:r>
     </w:p>
     <w:p>
@@ -792,7 +792,7 @@
           <w:i w:val="0"/>
           <w:sz w:val="22"/>
         </w:rPr>
-        <w:t>年齢を見ると、七十代以上が九十人近くいます。それに、避難先が、汐見台の公営住宅、県内の借り上げ住宅、県外が三十七人。バラバラですね。</w:t>
+        <w:t>年齢を見ると七十代以上が九十人近くいます。それに避難先が汐見台の公営住宅、県内の借り上げ住宅、県外が三十七人。バラバラですね。</w:t>
       </w:r>
     </w:p>
     <w:p>
@@ -815,7 +815,7 @@
           <w:i w:val="0"/>
           <w:sz w:val="22"/>
         </w:rPr>
-        <w:t>だから、まとまるのに八年九か月かかりました。(ボードに丸を書く)請求の骨子を、整理します。まず、奥浜電力に対しては、原子力損害賠償法三条一項。無過失責任で、責任は電力に集中します。被害者は、過失を立証しなくていい。</w:t>
+        <w:t>だから、まとまるのに八年九か月かかりました。(ボードに丸を書く)請求の骨子を整理します。まず奥浜電力に対しては原子力損害賠償法三条一項。無過失責任で責任は電力に集中します。被害者は過失を立証しなくていい。</w:t>
       </w:r>
     </w:p>
     <w:p>
@@ -838,7 +838,7 @@
           <w:i w:val="0"/>
           <w:sz w:val="22"/>
         </w:rPr>
-        <w:t>国は、どうなりますか。電力に責任が集中するなら、国を訴える意味は。</w:t>
+        <w:t>国はどうなりますか。電力に責任が集中するなら、国を訴える意味は。</w:t>
       </w:r>
     </w:p>
     <w:p>
@@ -861,7 +861,7 @@
           <w:i w:val="0"/>
           <w:sz w:val="22"/>
         </w:rPr>
-        <w:t>国には、国家賠償法一条一項で争います。原子力規制の権限を、適切に行使しなかった、という責任です。具体的には、二〇〇二年の地震調査研究推進本部の「長期評価」、二〇〇八年の電力内部の津波の試算、国がそれを知りながら、対策を命じなかった。</w:t>
+        <w:t>国には国家賠償法一条一項で争います。原子力規制の権限を適切に行使しなかった、という責任です。具体的には二〇〇二年の地震調査研究推進本部の「長期評価」、二〇〇八年の電力内部の津波の試算、国がそれを知りながら対策を命じなかった。</w:t>
       </w:r>
     </w:p>
     <w:p>
@@ -884,7 +884,7 @@
           <w:i w:val="0"/>
           <w:sz w:val="22"/>
         </w:rPr>
-        <w:t>予見可能性と、結果回避可能性、ですね。修習で、他の原発訴訟の判決を読みました。裁判所によって、判断が割れています。</w:t>
+        <w:t>予見可能性と結果回避可能性、ですね。修習で他の原発訴訟の判決を読みました。裁判所によって、判断が割れています。</w:t>
       </w:r>
     </w:p>
     <w:p>
@@ -907,7 +907,7 @@
           <w:i w:val="0"/>
           <w:sz w:val="22"/>
         </w:rPr>
-        <w:t>割れています。だから、勝てるとは言えません。(ボードに「ふるさと喪失慰謝料」と書く)それと、もうひとつ。原告の皆さんが、いちばん言いたいことです。</w:t>
+        <w:t>割れています。だから勝てるとは言えません。(ボードに「ふるさと喪失慰謝料」と書く)それともうひとつ。原告の皆さんがいちばん言いたいことです。</w:t>
       </w:r>
     </w:p>
     <w:p>
@@ -953,7 +953,7 @@
           <w:i w:val="0"/>
           <w:sz w:val="22"/>
         </w:rPr>
-        <w:t>避難の慰謝料は、中間指針で、月十万円という目安が出ていました。でも、町に帰れない、先祖の墓にも、漁港にも行けない、その損害は、その目安だけでは、足りない。</w:t>
+        <w:t>避難の慰謝料は中間指針で月十万円という目安が出ていました。でも町に帰れない、先祖の墓にも漁港にも行けない。その損害は、その目安だけでは足りない。</w:t>
       </w:r>
     </w:p>
     <w:p>
@@ -968,7 +968,7 @@
           <w:color w:val="555555"/>
           <w:sz w:val="22"/>
         </w:rPr>
-        <w:t>(茜が、名簿の最後のページを開く。大城千鶴の字で、代表者の欄が空白になっている。)</w:t>
+        <w:t>(茜が名簿の最後のページを開く。大城千鶴の字で代表者の欄が空白になっている。)</w:t>
       </w:r>
     </w:p>
     <w:p>
@@ -991,7 +991,7 @@
           <w:i w:val="0"/>
           <w:sz w:val="22"/>
         </w:rPr>
-        <w:t>代表者が、まだ決まっていませんね。原告団長は。</w:t>
+        <w:t>代表者がまだ決まっていませんね。原告団長は。</w:t>
       </w:r>
     </w:p>
     <w:p>
@@ -1014,7 +1014,7 @@
           <w:i w:val="0"/>
           <w:sz w:val="22"/>
         </w:rPr>
-        <w:t>遠藤さんに、お願いしようと思っています。最高齢の、八十四歳。</w:t>
+        <w:t>遠藤さんにお願いしようと思っています。最高齢の八十四歳。</w:t>
       </w:r>
     </w:p>
     <w:p>
@@ -1037,7 +1037,7 @@
           <w:i w:val="0"/>
           <w:sz w:val="22"/>
         </w:rPr>
-        <w:t>八十四歳の方に、団長を。</w:t>
+        <w:t>八十四歳の方に団長を。</w:t>
       </w:r>
     </w:p>
     <w:p>
@@ -1060,7 +1060,7 @@
           <w:i w:val="0"/>
           <w:sz w:val="22"/>
         </w:rPr>
-        <w:t>遠藤さんが、「年寄りは、先に死ぬから、一番先に名前を出せる」とおっしゃったんです。……それに、先生の茶を、いちばん長く待った人です。</w:t>
+        <w:t>遠藤さんが「年寄りは先に死ぬから、一番先に名前を出せる」とおっしゃったんです。……それに先生の茶をいちばん長く待った人です。</w:t>
       </w:r>
     </w:p>
     <w:p>
@@ -1075,7 +1075,7 @@
           <w:color w:val="555555"/>
           <w:sz w:val="22"/>
         </w:rPr>
-        <w:t>(茜は黙って、名簿の「遠藤三郎」の欄を見ている。三浦が、鞄から紙の束を出す。)</w:t>
+        <w:t>(茜は黙って、名簿の「遠藤三郎」の欄を見ている。三浦が鞄から紙の束を出す。)</w:t>
       </w:r>
     </w:p>
     <w:p>
@@ -1090,7 +1090,7 @@
           <w:color w:val="555555"/>
           <w:sz w:val="22"/>
         </w:rPr>
-        <w:t>(夕方、窓の外が暗くなっていく。駅前の掲示板のポスターの、真壁功の笑顔に、街灯が反射している。茜が、ちらりとそれを見る。)</w:t>
+        <w:t>(夕方、窓の外が暗くなっていく。駅前の掲示板のポスターの真壁功の笑顔に街灯が反射している。茜がちらりとそれを見る。)</w:t>
       </w:r>
     </w:p>
     <w:p>
@@ -1113,7 +1113,7 @@
           <w:i w:val="0"/>
           <w:sz w:val="22"/>
         </w:rPr>
-        <w:t>先生。ポスターの方と、同じお名前ですね。</w:t>
+        <w:t>先生。ポスターの方と同じお名前ですね。</w:t>
       </w:r>
     </w:p>
     <w:p>
@@ -1169,7 +1169,7 @@
           <w:i w:val="0"/>
           <w:sz w:val="22"/>
         </w:rPr>
-        <w:t>そうでしたか。応募書類の、備考欄には書かれていませんでした。</w:t>
+        <w:t>そうでしたか。応募書類の備考欄には書かれていませんでした。</w:t>
       </w:r>
     </w:p>
     <w:p>
@@ -1192,7 +1192,7 @@
           <w:i w:val="0"/>
           <w:sz w:val="22"/>
         </w:rPr>
-        <w:t>書くことでは、ないと思ったので。……いえ。違います。昔の僕は、書かないことにしていました。今は、聞かれたら、答えることにしています。</w:t>
+        <w:t>書くことではないと思ったので。……いえ。違います。昔の僕は書かないことにしていました。今は聞かれたら、答えることにしています。</w:t>
       </w:r>
     </w:p>
     <w:p>
@@ -1215,7 +1215,7 @@
           <w:i w:val="0"/>
           <w:sz w:val="22"/>
         </w:rPr>
-        <w:t>では、これからは、聞かないでおきます。必要な時が来たら、先生から話してください。</w:t>
+        <w:t>ではこれからは聞かないでおきます。必要な時が来たら、先生から話してください。</w:t>
       </w:r>
     </w:p>
     <w:p>
@@ -1268,7 +1268,7 @@
           <w:color w:val="555555"/>
           <w:sz w:val="22"/>
         </w:rPr>
-        <w:t>(2020年1月11日(土)、午後2時。汐見台復興公営住宅の集会所。畳の部屋に、折りたたみ机と、パイプ椅子が六十脚。ストーブが二台、灯油の匂い。壁に「ごみは分別を」「自治会費の納入のお願い」の貼り紙。その隣に、後援会の回覧板から切り取られた「新春国政報告会」のチラシが、画鋲で留められている。机の上に、委任状の束とボールペン、使い捨ての紙コップ。)</w:t>
+        <w:t>(2020年1月11日(土)、午後2時。汐見台復興公営住宅の集会所。畳の部屋に折りたたみ机とパイプ椅子が六十脚。ストーブが二台、灯油の匂い。壁に「ごみは分別を」「自治会費の納入のお願い」の貼り紙。その隣に後援会の回覧板から切り取られた「新春国政報告会」のチラシが画鋲で留められている。机の上に委任状の束とボールペン、使い捨ての紙コップ。)</w:t>
       </w:r>
     </w:p>
     <w:p>
@@ -1283,7 +1283,7 @@
           <w:color w:val="555555"/>
           <w:sz w:val="22"/>
         </w:rPr>
-        <w:t>(大城千鶴が受付に座り、遠藤、和代、翔太が奥の席にいる。遼と茜が前に立つ。三浦が後ろで、お茶の用意をしている。)</w:t>
+        <w:t>(大城千鶴が受付に座り、遠藤、和代、翔太が奥の席にいる。遼と茜が前に立つ。三浦が後ろでお茶の用意をしている。)</w:t>
       </w:r>
     </w:p>
     <w:p>
@@ -1306,7 +1306,7 @@
           <w:i w:val="0"/>
           <w:sz w:val="22"/>
         </w:rPr>
-        <w:t>みなさん、お寒いなか、ありがとうございます。今日は、桐生法律事務所の真壁先生と、新しく入った土井先生から、訴訟の説明をします。委任状は、今日出さなくても、持ち帰ってもいいです。急がせるつもりは、ないから。</w:t>
+        <w:t>みなさん、お寒いなかありがとうございます。今日は桐生法律事務所の真壁先生と新しく入った土井先生から訴訟の説明をします。委任状は今日出さなくても、持ち帰ってもいいです。急がせるつもりはないから。</w:t>
       </w:r>
     </w:p>
     <w:p>
@@ -1329,7 +1329,7 @@
           <w:i w:val="0"/>
           <w:sz w:val="22"/>
         </w:rPr>
-        <w:t>真壁です。……まず、お願いがあります。今日、この場で、決めなくて構いません。「怖い」と思ったら、その気持ちを、そのまま話してください。説明は、あとで、何度でもします。</w:t>
+        <w:t>真壁です。……まずお願いがあります。今日、この場で決めなくて構いません。「怖い」と思ったら、その気持ちをそのまま話してください。説明はあとで何度でもします。</w:t>
       </w:r>
     </w:p>
     <w:p>
@@ -1344,7 +1344,7 @@
           <w:color w:val="555555"/>
           <w:sz w:val="22"/>
         </w:rPr>
-        <w:t>(最初の質問は、前から二列目の老女から出る。島田フミ、七十八歳。杖を握りしめている。)</w:t>
+        <w:t>(最初の質問は前から二列目の老女から出る。島田フミ、七十八歳。杖を握りしめている。)</w:t>
       </w:r>
     </w:p>
     <w:p>
@@ -1413,7 +1413,7 @@
           <w:i w:val="0"/>
           <w:sz w:val="22"/>
         </w:rPr>
-        <w:t>裁判さ起こしたら、いまもらってる賠償金、止まっちまうんでねえべか。奥浜電力から、毎月、振り込まれてるべ。あれが止まったら、おら、年金だけで、生きていけねえ。</w:t>
+        <w:t>裁判さ起こしたら、いまもらってる賠償金、止まっちまうんでねえべか。奥浜電力から、毎月振り込まれてるべ。あれが止まったら、おら年金だけで生きていけねえ。</w:t>
       </w:r>
     </w:p>
     <w:p>
@@ -1428,7 +1428,7 @@
           <w:color w:val="555555"/>
           <w:sz w:val="22"/>
         </w:rPr>
-        <w:t>(ざわめき。何人かが、手元の紙にうなずく。)</w:t>
+        <w:t>(ざわめき。何人かが手元の紙にうなずく。)</w:t>
       </w:r>
     </w:p>
     <w:p>
@@ -1451,7 +1451,7 @@
           <w:i w:val="0"/>
           <w:sz w:val="22"/>
         </w:rPr>
-        <w:t>島田さん。大事なご質問です。結論から言います。訴訟を起こしたことを理由に、いま受け取っているお金が、法律の上で止まることは、ありません。それは、皆さんの、当然の権利です。</w:t>
+        <w:t>島田さん。大事なご質問です。結論から言います。訴訟を起こしたことを理由に、いま受け取っているお金が、法律の上で止まることはありません。それは皆さんの当然の権利です。</w:t>
       </w:r>
     </w:p>
     <w:p>
@@ -1507,7 +1507,7 @@
           <w:i w:val="0"/>
           <w:sz w:val="22"/>
         </w:rPr>
-        <w:t>島田さん、土井と申します。ご心配は、もっともです。電力会社が、受給の条件を、勝手に変えることは、できません。もし変えようとしたら、その時点で、私たちが、その文書を、裁判所に出します。</w:t>
+        <w:t>島田さん、土井と申します。ご心配はもっともです。電力会社が受給の条件を勝手に変えることはできません。もし変えようとしたら、その時点で私たちがその文書を裁判所に出します。</w:t>
       </w:r>
     </w:p>
     <w:p>
@@ -1530,7 +1530,7 @@
           <w:i w:val="0"/>
           <w:sz w:val="22"/>
         </w:rPr>
-        <w:t>石塚といいます。波戸の、二区の出身です。いまは、汐見台に。……質問というか、相談です。うちの娘、中学二年で。学校で、「賠償金で、いい暮らししてる」って、言われてて。</w:t>
+        <w:t>石塚といいます。波戸の二区の出身です。いまは汐見台に。……質問というか、相談です。うちの娘、中学二年で。学校で「賠償金でいい暮らししてる」って言われてて。</w:t>
       </w:r>
     </w:p>
     <w:p>
@@ -1568,7 +1568,7 @@
           <w:i w:val="0"/>
           <w:sz w:val="22"/>
         </w:rPr>
-        <w:t>娘は、何も言いません。でも、先週、体操着の袖が、破れてました。……原告に、名前が載ったら、また、言われるんじゃないか。この団地の、ほかの住民にも、「あの家は、また金をもらおうとしてる」って。</w:t>
+        <w:t>娘は何も言いません。でも先週、体操着の袖が破れてました。……原告に名前が載ったら、また言われるんじゃないか。この団地のほかの住民にも、「あの家はまた金をもらおうとしてる」って。</w:t>
       </w:r>
     </w:p>
     <w:p>
@@ -1583,7 +1583,7 @@
           <w:color w:val="555555"/>
           <w:sz w:val="22"/>
         </w:rPr>
-        <w:t>(石塚の隣で、女性が、ハンカチで目元を押さえる。後ろの席から、「うちも、そうだ」と、小さな声。)</w:t>
+        <w:t>(石塚の隣で女性がハンカチで目元を押さえる。後ろの席から「うちもそうだ」と小さな声。)</w:t>
       </w:r>
     </w:p>
     <w:p>
@@ -1606,7 +1606,7 @@
           <w:i w:val="0"/>
           <w:sz w:val="22"/>
         </w:rPr>
-        <w:t>石塚さん。(石塚の目を、まっすぐ見る)お話しくださって、ありがとうございます。まず、お伝えします。原告の名簿は、公開しません。訴状には、原告全員の名前を載せる必要がありますが、法廷で、名前を読み上げられることは、ありません。報道にも、出しません。</w:t>
+        <w:t>石塚さん。(石塚の目をまっすぐ見る)お話しくださって、ありがとうございます。まずお伝えします。原告の名簿は公開しません。訴状には原告全員の名前を載せる必要がありますが、法廷で名前を読み上げられることはありません。報道にも出しません。</w:t>
       </w:r>
     </w:p>
     <w:p>
@@ -1629,7 +1629,7 @@
           <w:i w:val="0"/>
           <w:sz w:val="22"/>
         </w:rPr>
-        <w:t>それでも、お願いします、とは言いません。訴えることは、権利です。権利を使うかどうかは、石塚さんと、娘さんで、決めてください。決めたあとの、この事務所の責任なら、すべて、僕が持ちます。</w:t>
+        <w:t>それでも「お願いします」とは言いません。訴えることは権利です。権利を使うかどうかは、石塚さんと娘さんで決めてください。決めたあとのこの事務所の責任なら、すべて僕が持ちます。</w:t>
       </w:r>
     </w:p>
     <w:p>
@@ -1644,7 +1644,7 @@
           <w:color w:val="555555"/>
           <w:sz w:val="22"/>
         </w:rPr>
-        <w:t>(沈黙。その空気を、杖の音が割る。遠藤が、立ち上がっている。)</w:t>
+        <w:t>(沈黙。その空気を杖の音が割る。遠藤が立ち上がっている。)</w:t>
       </w:r>
     </w:p>
     <w:p>
@@ -1667,7 +1667,7 @@
           <w:i w:val="0"/>
           <w:sz w:val="22"/>
         </w:rPr>
-        <w:t>わけえの。ちょっと、おらからも、いいか。</w:t>
+        <w:t>わけえの。ちょっとおらからも、いいか。</w:t>
       </w:r>
     </w:p>
     <w:p>
@@ -1713,7 +1713,7 @@
           <w:i w:val="0"/>
           <w:sz w:val="22"/>
         </w:rPr>
-        <w:t>おらな、八年と九か月、あの区域の、家さ、帰れねえ。庭の柿の木も、船も、女房の墓も、鳥居の向こうだ。この団地にも、「もらいすぎだ」って、言うやつがいる。おらは、言い返さねえ。言い返すのも、疲れた。</w:t>
+        <w:t>おらな、八年と九か月、あの区域の家さ帰れねえ。庭の柿の木も、船も、女房の墓も、鳥居の向こうだ。この団地にも、「もらいすぎだ」って言うやつがいる。おらは言い返さねえ。言い返すのも、疲れた。</w:t>
       </w:r>
     </w:p>
     <w:p>
@@ -1728,7 +1728,7 @@
           <w:color w:val="555555"/>
           <w:sz w:val="22"/>
         </w:rPr>
-        <w:t>(島田が、黙ってうなずく。)</w:t>
+        <w:t>(島田が黙ってうなずく。)</w:t>
       </w:r>
     </w:p>
     <w:p>
@@ -1751,7 +1751,7 @@
           <w:i w:val="0"/>
           <w:sz w:val="22"/>
         </w:rPr>
-        <w:t>んだども、八年九か月のうちに、気づいたことがある。おら、よそから見れば、飛べねえ鳥だ。……文句も、言えねえ。出ていくとこも、ねえ。そういう人間が、黙ってれば、黙ってるほど、「何もなかった」ことになんだ。</w:t>
+        <w:t>んだども、八年九か月のうちに気づいたことがある。おら、よそから見れば、飛べねえ鳥だ。……文句も、言えねえ。出ていくとこも、ねえ。そういう人間が黙ってれば黙ってるほど「何もなかった」ことになんだ。</w:t>
       </w:r>
     </w:p>
     <w:p>
@@ -1766,7 +1766,7 @@
           <w:color w:val="555555"/>
           <w:sz w:val="22"/>
         </w:rPr>
-        <w:t>(茜が、小さく息を吸う。ためらうような間のあと、静かに口を開く。)</w:t>
+        <w:t>(茜が小さく息を吸う。ためらうような間のあと、静かに口を開く。)</w:t>
       </w:r>
     </w:p>
     <w:p>
@@ -1804,7 +1804,7 @@
           <w:color w:val="555555"/>
           <w:sz w:val="22"/>
         </w:rPr>
-        <w:t>(遠藤が、茜を見る。)</w:t>
+        <w:t>(遠藤が茜を見る。)</w:t>
       </w:r>
     </w:p>
     <w:p>
@@ -1827,7 +1827,7 @@
           <w:i w:val="0"/>
           <w:sz w:val="22"/>
         </w:rPr>
-        <w:t>万葉集の、山上憶良の歌です。「貧窮問答歌」の、反歌。「世間を憂しと恥しと思へども飛び立ちかねつ鳥にしあらねば」。高校の古典で習って、先生に、試験に出るから暗記しろって言われました。そのときは、ただの暗記でした。今、遠藤さんのお話を聞いて、初めて、意味が分かりました。</w:t>
+        <w:t>万葉集の山上憶良の歌です。「貧窮問答歌」の反歌。「世間を憂しと恥しと思へども飛び立ちかねつ鳥にしあらねば」。高校の古典で習って、先生に試験に出るから暗記しろって言われました。そのときはただの暗記でした。今、遠藤さんのお話を聞いて、初めて意味が分かりました。</w:t>
       </w:r>
     </w:p>
     <w:p>
@@ -1860,7 +1860,7 @@
           <w:i w:val="0"/>
           <w:sz w:val="22"/>
         </w:rPr>
-        <w:t>……鳥にしあらねば、か。千三百年前の人間も、同じこと、言ってたんだな。</w:t>
+        <w:t>……鳥にしあらねば、か。千三百年前の人間も、同じこと言ってたんだな。</w:t>
       </w:r>
     </w:p>
     <w:p>
@@ -1883,7 +1883,7 @@
           <w:i w:val="0"/>
           <w:sz w:val="22"/>
         </w:rPr>
-        <w:t>はい。出ていけない、逃げられない人たちが、昔から、この国に、いました。そして、その声を、書き留めた人も。……私たちの仕事は、その書き留める役目だと、思っています。</w:t>
+        <w:t>はい。出ていけない、逃げられない人たちが昔からこの国にいました。そしてその声を書き留めた人も。……私たちの仕事はその書き留める役目だと思っています。</w:t>
       </w:r>
     </w:p>
     <w:p>
@@ -1898,7 +1898,7 @@
           <w:color w:val="555555"/>
           <w:sz w:val="22"/>
         </w:rPr>
-        <w:t>(遠藤が、静かに座る。島田が、茜に向かって、小さく頭を下げる。石塚が、委任状の用紙を、一枚、自分の方へ引き寄せる。まだ、ペンは取らない。)</w:t>
+        <w:t>(遠藤が静かに座る。島田が茜に向かって小さく頭を下げる。石塚が委任状の用紙を一枚、自分の方へ引き寄せる。まだペンは取らない。)</w:t>
       </w:r>
     </w:p>
     <w:p>
@@ -1921,7 +1921,7 @@
           <w:i w:val="0"/>
           <w:sz w:val="22"/>
         </w:rPr>
-        <w:t>……持ち帰って、いいですか。娘と、話します。</w:t>
+        <w:t>……持ち帰って、いいですか。娘と話します。</w:t>
       </w:r>
     </w:p>
     <w:p>
@@ -1944,7 +1944,7 @@
           <w:i w:val="0"/>
           <w:sz w:val="22"/>
         </w:rPr>
-        <w:t>はい。何度でも、話してください。お茶も、冷めないうちに、どうぞ。</w:t>
+        <w:t>はい。何度でも話してください。お茶も冷めないうちにどうぞ。</w:t>
       </w:r>
     </w:p>
     <w:p>
@@ -1959,7 +1959,7 @@
           <w:color w:val="555555"/>
           <w:sz w:val="22"/>
         </w:rPr>
-        <w:t>(三浦が、湯呑みを乗せたお盆を持って、順番にお茶を配りはじめる。一番最初に、遠藤の前に。)</w:t>
+        <w:t>(三浦が湯呑みを乗せたお盆を持って、順番にお茶を配りはじめる。一番最初に遠藤の前に。)</w:t>
       </w:r>
     </w:p>
     <w:p>
@@ -1989,7 +1989,7 @@
           <w:color w:val="555555"/>
           <w:sz w:val="22"/>
         </w:rPr>
-        <w:t>(2020年1月14日(火)、午前9時。桐生法律事務所。まだ誰も来ていない時間、階段に、杖の音が一段ずつ響く。三浦が戸を開けると、遠藤が、風呂敷包みを抱えて立っている。コートの肩に、薄く雪。)</w:t>
+        <w:t>(2020年1月14日(火)、午前9時。桐生法律事務所。まだ誰も来ていない時間、階段に杖の音が一段ずつ響く。三浦が戸を開けると、遠藤が風呂敷包みを抱えて立っている。コートの肩に薄く雪。)</w:t>
       </w:r>
     </w:p>
     <w:p>
@@ -2022,7 +2022,7 @@
           <w:i w:val="0"/>
           <w:sz w:val="22"/>
         </w:rPr>
-        <w:t>はい。そのとおりです。どうぞ、中へ。真壁さん、来ましたよ、遠藤さんが。</w:t>
+        <w:t>はい。そのとおりです。どうぞ中へ。真壁さん、来ましたよ、遠藤さんが。</w:t>
       </w:r>
     </w:p>
     <w:p>
@@ -2037,7 +2037,7 @@
           <w:color w:val="555555"/>
           <w:sz w:val="22"/>
         </w:rPr>
-        <w:t>(真壁が奥から出てくる。ワイシャツの袖をまくっている。応接室の椅子を引き、遠藤を座らせる。鉄瓶から、湯が注がれる。)</w:t>
+        <w:t>(真壁が奥から出てくる。ワイシャツの袖をまくっている。応接室の椅子を引き、遠藤を座らせる。鉄瓶から湯が注がれる。)</w:t>
       </w:r>
     </w:p>
     <w:p>
@@ -2098,7 +2098,7 @@
           <w:color w:val="555555"/>
           <w:sz w:val="22"/>
         </w:rPr>
-        <w:t>(真壁が、遠藤の前に最初の湯呑みを置く。遠藤は、湯呑みを両手で包み、しばらく、立ちのぼる湯気を見ている。)</w:t>
+        <w:t>(真壁が遠藤の前に最初の湯呑みを置く。遠藤は湯呑みを両手で包み、しばらく立ちのぼる湯気を見ている。)</w:t>
       </w:r>
     </w:p>
     <w:p>
@@ -2121,7 +2121,7 @@
           <w:i w:val="0"/>
           <w:sz w:val="22"/>
         </w:rPr>
-        <w:t>……先生の茶と、同じだ。</w:t>
+        <w:t>……先生の茶と同じだ。</w:t>
       </w:r>
     </w:p>
     <w:p>
@@ -2144,7 +2144,7 @@
           <w:i w:val="0"/>
           <w:sz w:val="22"/>
         </w:rPr>
-        <w:t>先生の炒り方です。僕は、まだ、遠く及びませんが。</w:t>
+        <w:t>先生の炒り方です。僕はまだ遠く及びませんが。</w:t>
       </w:r>
     </w:p>
     <w:p>
@@ -2182,7 +2182,7 @@
           <w:color w:val="555555"/>
           <w:sz w:val="22"/>
         </w:rPr>
-        <w:t>(遠藤が、風呂敷を解く。古い桐の小箱。中に、朱肉と、すり減った角印と、丸い認め印が入っている。)</w:t>
+        <w:t>(遠藤が風呂敷を解く。古い桐の小箱。中に朱肉とすり減った角印と丸い認め印が入っている。)</w:t>
       </w:r>
     </w:p>
     <w:p>
@@ -2205,7 +2205,7 @@
           <w:i w:val="0"/>
           <w:sz w:val="22"/>
         </w:rPr>
-        <w:t>これはな、「遠藤」の認め印だ。漁協に入ったとき、親父に作ってもらった。それから、船の登録にも、組合の書類にも、女房の死亡届にも、これを押してきた。</w:t>
+        <w:t>これはな、「遠藤」の認め印だ。漁協に入ったとき、親父に作ってもらった。それから、船の登録にも組合の書類にも女房の死亡届にも、これを押してきた。</w:t>
       </w:r>
     </w:p>
     <w:p>
@@ -2251,7 +2251,7 @@
           <w:i w:val="0"/>
           <w:sz w:val="22"/>
         </w:rPr>
-        <w:t>……八年九か月で、おらは、ずいぶん、ハンコを押したんだ。避難の同意書、仮設の入居の書類、住宅の更新、賠償の請求書。ぜんぶ、「お願いします」のハンコだった。「そうでございます」「分かりました」のハンコだった。(委任状を、見つめる)でも、これは、違う。「やります」のハンコだ。</w:t>
+        <w:t>……八年九か月で、おらはずいぶんハンコを押したんだ。避難の同意書、仮設の入居の書類、住宅の更新、賠償の請求書。ぜんぶ「お願いします」のハンコだった。「そうでございます」「分かりました」のハンコだった。(委任状を見つめる)でも、これは違う。「やります」のハンコだ。</w:t>
       </w:r>
     </w:p>
     <w:p>
@@ -2274,7 +2274,7 @@
           <w:i w:val="0"/>
           <w:sz w:val="22"/>
         </w:rPr>
-        <w:t>遠藤さん。もう一度、確認させてください。この委任状に押すと、遠藤さんは、原告の一人になります。原告団長のお話も、あとで。ただ、押したあとで、やめたくなったら、いつでも、取り下げることができます。</w:t>
+        <w:t>遠藤さん。もう一度、確認させてください。この委任状に押すと遠藤さんは原告の一人になります。原告団長のお話も、あとで。ただ押したあとでやめたくなったら、いつでも取り下げることができます。</w:t>
       </w:r>
     </w:p>
     <w:p>
@@ -2344,7 +2344,7 @@
           <w:color w:val="555555"/>
           <w:sz w:val="22"/>
         </w:rPr>
-        <w:t>(朱肉を指でならし、印を、委任状の署名の横に当てる)</w:t>
+        <w:t>(朱肉を指でならし、印を委任状の署名の横に当てる)</w:t>
       </w:r>
       <w:r>
         <w:rPr>
@@ -2368,7 +2368,7 @@
           <w:color w:val="555555"/>
           <w:sz w:val="22"/>
         </w:rPr>
-        <w:t>(印が、紙に押される。ゆっくりと、持ち上げる。朱の丸が、きれいに、ひとつ。)</w:t>
+        <w:t>(印が紙に押される。ゆっくりと持ち上げる。朱の丸がきれいにひとつ。)</w:t>
       </w:r>
     </w:p>
     <w:p>
@@ -2401,7 +2401,7 @@
           <w:i w:val="0"/>
           <w:sz w:val="22"/>
         </w:rPr>
-        <w:t>……よし。こんなにまっすぐ押せたのは、初めてだ。いままで、ぜんぶ、手が震えてた。</w:t>
+        <w:t>……よし。こんなにまっすぐ押せたのは、初めてだ。いままでぜんぶ手が震えてた。</w:t>
       </w:r>
     </w:p>
     <w:p>
@@ -2425,7 +2425,7 @@
           <w:color w:val="555555"/>
           <w:sz w:val="22"/>
         </w:rPr>
-        <w:t>(そっと、ティッシュで目元を押さえる)</w:t>
+        <w:t>(そっとティッシュで目元を押さえる)</w:t>
       </w:r>
       <w:r>
         <w:rPr>
@@ -2457,7 +2457,7 @@
           <w:i w:val="0"/>
           <w:sz w:val="22"/>
         </w:rPr>
-        <w:t>三浦さん、泣くのは早い。まだ、一枚目だ。あと、三百十一枚ある。</w:t>
+        <w:t>三浦さん、泣くのは早い。まだ一枚目だ。あと三百十一枚ある。</w:t>
       </w:r>
     </w:p>
     <w:p>
@@ -2480,7 +2480,7 @@
           <w:i w:val="0"/>
           <w:sz w:val="22"/>
         </w:rPr>
-        <w:t>遠藤さん。この一枚目は、僕が、いちばん大事に、保管します。</w:t>
+        <w:t>遠藤さん。この一枚目は僕がいちばん大事に保管します。</w:t>
       </w:r>
     </w:p>
     <w:p>
@@ -2503,7 +2503,7 @@
           <w:i w:val="0"/>
           <w:sz w:val="22"/>
         </w:rPr>
-        <w:t>頼むな。……それとな、わけえ先生。おらから、ひとつだけ、条件を出させてくれ。</w:t>
+        <w:t>頼むな。……それとな、わけえ先生。おらから、ひとつだけ条件を出させてくれ。</w:t>
       </w:r>
     </w:p>
     <w:p>
@@ -2549,7 +2549,7 @@
           <w:i w:val="0"/>
           <w:sz w:val="22"/>
         </w:rPr>
-        <w:t>団長なんて、名前は、いらねえ。ただ、法廷で、おら、一回だけ、しゃべらせてくれ。何を言うか、まだ決めてねえ。でも、しゃべりてえ。</w:t>
+        <w:t>団長なんて、名前はいらねえ。ただ、法廷でおら一回だけしゃべらせてくれ。何を言うか、まだ決めてねえ。でも、しゃべりてえ。</w:t>
       </w:r>
     </w:p>
     <w:p>
@@ -2595,7 +2595,7 @@
           <w:i w:val="0"/>
           <w:sz w:val="22"/>
         </w:rPr>
-        <w:t>んじゃ、団長も、受ける。(杖を握り直し、立ち上がろうとして、ふらつく)</w:t>
+        <w:t>んじゃ、団長も受ける。(杖を握り直して立ち上がろうとし、ふらつく)</w:t>
       </w:r>
     </w:p>
     <w:p>
@@ -2610,7 +2610,7 @@
           <w:color w:val="555555"/>
           <w:sz w:val="22"/>
         </w:rPr>
-        <w:t>(真壁が、とっさに腕を支える。)</w:t>
+        <w:t>(真壁がとっさに腕を支える。)</w:t>
       </w:r>
     </w:p>
     <w:p>
@@ -2633,7 +2633,7 @@
           <w:i w:val="0"/>
           <w:sz w:val="22"/>
         </w:rPr>
-        <w:t>大丈夫だ。足は、まだ、動ぐ。</w:t>
+        <w:t>大丈夫だ。足はまだ動ぐ。</w:t>
       </w:r>
     </w:p>
     <w:p>
@@ -2656,7 +2656,7 @@
           <w:i w:val="0"/>
           <w:sz w:val="22"/>
         </w:rPr>
-        <w:t>僕は、まだ、老いぼれていません。</w:t>
+        <w:t>僕はまだ老いぼれていません。</w:t>
       </w:r>
     </w:p>
     <w:p>
@@ -2689,7 +2689,7 @@
           <w:i w:val="0"/>
           <w:sz w:val="22"/>
         </w:rPr>
-        <w:t>そうだなあ。桐生先生は、おらより十二も下なのに、先に逝っちまったけどな。</w:t>
+        <w:t>そうだなあ。桐生先生はおらより十二も下なのに、先に逝っちまったけどな。</w:t>
       </w:r>
     </w:p>
     <w:p>
@@ -2704,7 +2704,7 @@
           <w:color w:val="555555"/>
           <w:sz w:val="22"/>
         </w:rPr>
-        <w:t>(二人が、同時に、桐生の空っぽの机に目をやる。窓の外では、雪が、駅前の通りを白くしはじめている。)</w:t>
+        <w:t>(二人が同時に桐生の空っぽの机に目をやる。窓の外では雪が駅前の通りを白くしはじめている。)</w:t>
       </w:r>
     </w:p>
     <w:p>
@@ -2734,7 +2734,7 @@
           <w:color w:val="555555"/>
           <w:sz w:val="22"/>
         </w:rPr>
-        <w:t>(2020年1月20日(月)、午後9時。桐生法律事務所。応接室の長机に、委任状の山。茜が、付箋を貼りながら、ひとつずつ確認している。三浦が、パソコンで、原告番号の表を作っている。コンビニの袋に、おにぎりとから揚げ。テレビは、夕方のニュースの録画で、「新春国政報告会、盛会」の見出し。音量は、絞ってある。)</w:t>
+        <w:t>(2020年1月20日(月)、午後9時。桐生法律事務所。応接室の長机に委任状の山。茜が付箋を貼りながら、ひとつずつ確認している。三浦がパソコンで原告番号の表を作っている。コンビニの袋におにぎりとから揚げ。テレビは夕方のニュースの録画で、「新春国政報告会、盛会」の見出し。音量は絞ってある。)</w:t>
       </w:r>
     </w:p>
     <w:p>
@@ -2767,7 +2767,7 @@
           <w:i w:val="0"/>
           <w:sz w:val="22"/>
         </w:rPr>
-        <w:t>現在の状況を、教えてください。</w:t>
+        <w:t>現在の状況を教えてください。</w:t>
       </w:r>
     </w:p>
     <w:p>
@@ -2790,7 +2790,7 @@
           <w:i w:val="0"/>
           <w:sz w:val="22"/>
         </w:rPr>
-        <w:t>委任状、回収済みが、二百九十五通。残りが、十七件。そのうち、連絡がついて「出す」って言ってる人が、十四。あとの三件が、ええと……</w:t>
+        <w:t>委任状は回収済みが二百九十五通、残りが十七件。そのうち連絡がついて「出す」って言ってる人が十四。あとの三件がええと……</w:t>
       </w:r>
     </w:p>
     <w:p>
@@ -2813,7 +2813,7 @@
           <w:i w:val="0"/>
           <w:sz w:val="22"/>
         </w:rPr>
-        <w:t>石塚さん一家です。石塚雅人さんと、奥さまと、お嬢さんのお三方。</w:t>
+        <w:t>石塚さん一家です。石塚雅人さんと奥さまとお嬢さんのお三方。</w:t>
       </w:r>
     </w:p>
     <w:p>
@@ -2879,7 +2879,7 @@
           <w:i w:val="0"/>
           <w:sz w:val="22"/>
         </w:rPr>
-        <w:t>真壁さん。私、ちょっと、言ってもいいですか。</w:t>
+        <w:t>真壁さん。私、ちょっと言ってもいいですか。</w:t>
       </w:r>
     </w:p>
     <w:p>
@@ -2925,7 +2925,7 @@
           <w:i w:val="0"/>
           <w:sz w:val="22"/>
         </w:rPr>
-        <w:t>私の息子の、リクが、今年、高校受験なんです。中学三年生。毎晩、塾の帰りに、駅前の掲示板の前で、立ち止まってから、帰ってくるんですって。あのポスターの前で。</w:t>
+        <w:t>私の息子のリクが今年、高校受験なんです。中学三年生。毎晩、塾の帰りに駅前の掲示板の前で立ち止まってから、帰ってくるんですって。あのポスターの前で。</w:t>
       </w:r>
     </w:p>
     <w:p>
@@ -2971,7 +2971,7 @@
           <w:i w:val="0"/>
           <w:sz w:val="22"/>
         </w:rPr>
-        <w:t>「あのおじさん、笑ってるのに、目が笑ってないよな」って。ポスターの、真壁功さんのことです。私、息子に、真壁さんの名字のこと、まだ、言ってないんですけど。</w:t>
+        <w:t>「あのおじさん、笑ってるのに目が笑ってないよな」って。ポスターの真壁功さんのことです。私、息子に真壁さんの名字のこと、まだ言ってないんですけど。</w:t>
       </w:r>
     </w:p>
     <w:p>
@@ -3004,7 +3004,7 @@
           <w:i w:val="0"/>
           <w:sz w:val="22"/>
         </w:rPr>
-        <w:t>いつか、話してあげてください。僕の口から、でもいいです。</w:t>
+        <w:t>いつか話してあげてください。僕の口から、でもいいです。</w:t>
       </w:r>
     </w:p>
     <w:p>
@@ -3027,7 +3027,7 @@
           <w:i w:val="0"/>
           <w:sz w:val="22"/>
         </w:rPr>
-        <w:t>ええ。それより、リクの入試が終わるまで、私が、倒れないようにしないとなあ。事務長として。</w:t>
+        <w:t>ええ。それより、リクの入試が終わるまで私が倒れないようにしないとなあ。事務長として。</w:t>
       </w:r>
     </w:p>
     <w:p>
@@ -3050,7 +3050,7 @@
           <w:i w:val="0"/>
           <w:sz w:val="22"/>
         </w:rPr>
-        <w:t>三浦さん、倒れそうなときは、私が代わります。</w:t>
+        <w:t>三浦さん、倒れそうなときは私が代わります。</w:t>
       </w:r>
     </w:p>
     <w:p>
@@ -3073,7 +3073,7 @@
           <w:i w:val="0"/>
           <w:sz w:val="22"/>
         </w:rPr>
-        <w:t>頼もしいですねえ、新人さん。……あ、そうだ。(鞄から、小さな紙袋を出す)これ、リクが、持っていけって。</w:t>
+        <w:t>頼もしいですねえ、新人さん。……あ、そうだ。(鞄から小さな紙袋を出す)これ、リクが持っていけって。</w:t>
       </w:r>
     </w:p>
     <w:p>
@@ -3088,7 +3088,7 @@
           <w:color w:val="555555"/>
           <w:sz w:val="22"/>
         </w:rPr>
-        <w:t>(中身は、手作りの合格祈願のお守り袋。ペンで「必勝」と書かれ、その下に、鉛筆で「えんどうさんたちの」と、小さく。)</w:t>
+        <w:t>(中身は手作りの合格祈願のお守り袋。ペンで「必勝」と書かれ、その下に鉛筆で「えんどうさんたちの」と小さく。)</w:t>
       </w:r>
     </w:p>
     <w:p>
@@ -3121,7 +3121,7 @@
           <w:i w:val="0"/>
           <w:sz w:val="22"/>
         </w:rPr>
-        <w:t>……ありがとう。机の上に、置いておきます。先生の、机の。</w:t>
+        <w:t>……ありがとう。机の上に置いておきます。先生の机の。</w:t>
       </w:r>
     </w:p>
     <w:p>
@@ -3136,7 +3136,7 @@
           <w:color w:val="555555"/>
           <w:sz w:val="22"/>
         </w:rPr>
-        <w:t>(真壁が、桐生の机の端に、お守りを置く。その横に、三浦が、ほうじ茶の湯呑みを、そっと並べる。空の湯呑み。)</w:t>
+        <w:t>(真壁が桐生の机の端にお守りを置く。その横に三浦がほうじ茶の湯呑みをそっと並べる。空の湯呑み。)</w:t>
       </w:r>
     </w:p>
     <w:p>
@@ -3166,7 +3166,7 @@
           <w:color w:val="555555"/>
           <w:sz w:val="22"/>
         </w:rPr>
-        <w:t>(2020年1月24日(金)、午後5時。汐見駅から歩いて七分、スーパー「マルトミ」の二番レジ。夕方の買い物客で混み合う。レジ係の和代が、制服のエプロンに「小松」の名札をつけている。遼が、カゴに、牛乳と卵と、ペットボトルのお茶を入れて、列に並ぶ。)</w:t>
+        <w:t>(2020年1月24日(金)、午後5時。汐見駅から歩いて七分、スーパー「マルトミ」の二番レジ。夕方の買い物客で混み合う。レジ係の和代が制服のエプロンに「小松」の名札をつけている。遼がカゴに牛乳と卵とペットボトルのお茶を入れて、列に並ぶ。)</w:t>
       </w:r>
     </w:p>
     <w:p>
@@ -3222,7 +3222,7 @@
           <w:i w:val="0"/>
           <w:sz w:val="22"/>
         </w:rPr>
-        <w:t>小松さん。お仕事中に、すみません。</w:t>
+        <w:t>小松さん。お仕事中にすみません。</w:t>
       </w:r>
     </w:p>
     <w:p>
@@ -3245,7 +3245,7 @@
           <w:i w:val="0"/>
           <w:sz w:val="22"/>
         </w:rPr>
-        <w:t>いえ、ここは、お客さんと、レジの人。それだけですから。(バーコードを通す)牛乳が、百九十八円。卵、二百四十八円。お茶は、……あ、ほうじ茶。先生、自分で炒れるのに。</w:t>
+        <w:t>いえ、ここはお客さんとレジの人。それだけですから。(バーコードを通す)牛乳が百九十八円。卵、二百四十八円。お茶は……あ、ほうじ茶。先生、自分で炒れるのに。</w:t>
       </w:r>
     </w:p>
     <w:p>
@@ -3268,7 +3268,7 @@
           <w:i w:val="0"/>
           <w:sz w:val="22"/>
         </w:rPr>
-        <w:t>今日は、事務所の缶が、切れてしまいまして。</w:t>
+        <w:t>今日は事務所の缶が切れてしまいまして。</w:t>
       </w:r>
     </w:p>
     <w:p>
@@ -3301,7 +3301,7 @@
           <w:i w:val="0"/>
           <w:sz w:val="22"/>
         </w:rPr>
-        <w:t>そんなことも、あるんですね。</w:t>
+        <w:t>そんなこともあるんですね。</w:t>
       </w:r>
     </w:p>
     <w:p>
@@ -3316,7 +3316,7 @@
           <w:color w:val="555555"/>
           <w:sz w:val="22"/>
         </w:rPr>
-        <w:t>(後ろに並んでいた中年の客が、遼のカゴを見て、小声で、隣の客に何か言う。和代は、聞こえないふりをする。手は、止まらない。)</w:t>
+        <w:t>(後ろに並んでいた中年の客が遼のカゴを見て、小声で隣の客に何か言う。和代は聞こえないふりをする。手は止まらない。)</w:t>
       </w:r>
     </w:p>
     <w:p>
@@ -3340,7 +3340,7 @@
           <w:color w:val="555555"/>
           <w:sz w:val="22"/>
         </w:rPr>
-        <w:t>(ふと、和代に向かって)</w:t>
+        <w:t>(ふと和代に向かって)</w:t>
       </w:r>
       <w:r>
         <w:rPr>
@@ -3395,7 +3395,7 @@
           <w:i w:val="0"/>
           <w:sz w:val="22"/>
         </w:rPr>
-        <w:t>いいよなあ、うちなんか、台風で屋根が飛んだとき、補助も、出なかったのに。</w:t>
+        <w:t>いいよなあ、うちなんか台風で屋根が飛んだとき、補助も出なかったのに。</w:t>
       </w:r>
     </w:p>
     <w:p>
@@ -3419,7 +3419,7 @@
           <w:color w:val="555555"/>
           <w:sz w:val="22"/>
         </w:rPr>
-        <w:t>(レジを打つ手が、ほんの少し、速くなる)</w:t>
+        <w:t>(レジを打つ手がほんの少し速くなる)</w:t>
       </w:r>
       <w:r>
         <w:rPr>
@@ -3428,7 +3428,7 @@
           <w:i w:val="0"/>
           <w:sz w:val="22"/>
         </w:rPr>
-        <w:t>ありがとうございます。合計、五百九十五円になります。レジ袋は、お付けしますか。</w:t>
+        <w:t>ありがとうございます。合計五百九十五円になります。レジ袋はお付けしますか。</w:t>
       </w:r>
     </w:p>
     <w:p>
@@ -3466,7 +3466,7 @@
           <w:color w:val="555555"/>
           <w:sz w:val="22"/>
         </w:rPr>
-        <w:t>(遼が、千円札を出す。和代が、釣り銭を、遼の掌に載せる。その指が、わずかに震えている。)</w:t>
+        <w:t>(遼が千円札を出す。和代が釣り銭を遼の掌に載せる。その指がわずかに震えている。)</w:t>
       </w:r>
     </w:p>
     <w:p>
@@ -3489,7 +3489,7 @@
           <w:i w:val="0"/>
           <w:sz w:val="22"/>
         </w:rPr>
-        <w:t>先生。今日の、仕事のあと、時間、ありますか。</w:t>
+        <w:t>先生。今日の仕事のあと、時間ありますか。</w:t>
       </w:r>
     </w:p>
     <w:p>
@@ -3512,7 +3512,7 @@
           <w:i w:val="0"/>
           <w:sz w:val="22"/>
         </w:rPr>
-        <w:t>六時には、終わりますか。</w:t>
+        <w:t>六時には終わりますか。</w:t>
       </w:r>
     </w:p>
     <w:p>
@@ -3535,7 +3535,7 @@
           <w:i w:val="0"/>
           <w:sz w:val="22"/>
         </w:rPr>
-        <w:t>六時十五分に、上がれます。裏の、休憩所で、待っててください。</w:t>
+        <w:t>六時十五分に上がれます。裏の休憩所で待っててください。</w:t>
       </w:r>
     </w:p>
     <w:p>
@@ -3550,7 +3550,7 @@
           <w:color w:val="555555"/>
           <w:sz w:val="22"/>
         </w:rPr>
-        <w:t>(午後六時二十分。スーパーの裏の、従業員用の休憩所。自動販売機と、錆びた丸椅子。和代が、制服の上に、ダウンを羽織って出てくる。遼が、自販機で、温かいお茶を二本買っている。)</w:t>
+        <w:t>(午後六時二十分。スーパーの裏の従業員用の休憩所。自動販売機と錆びた丸椅子。和代が制服の上にダウンを羽織って出てくる。遼が自販機で温かいお茶を二本買っている。)</w:t>
       </w:r>
     </w:p>
     <w:p>
@@ -3573,7 +3573,7 @@
           <w:i w:val="0"/>
           <w:sz w:val="22"/>
         </w:rPr>
-        <w:t>ほうじ茶は、ありませんでした。緑茶で、すみません。</w:t>
+        <w:t>ほうじ茶はありませんでした。緑茶ですみません。</w:t>
       </w:r>
     </w:p>
     <w:p>
@@ -3596,7 +3596,7 @@
           <w:i w:val="0"/>
           <w:sz w:val="22"/>
         </w:rPr>
-        <w:t>いいんです。(受け取り、手を温める)さっきの人ね、悪い人じゃ、ないんです。うちのレジの、常連で。台風のときは、本当に、大変だったんです。悪い人じゃないから、困るんです。怒れないから。</w:t>
+        <w:t>いいんです。(受け取り、手を温める)さっきの人ね、悪い人じゃないんです。うちのレジの常連で。台風のときは本当に大変だったんです。悪い人じゃないから、困るんです。怒れないから。</w:t>
       </w:r>
     </w:p>
     <w:p>
@@ -3642,7 +3642,7 @@
           <w:i w:val="0"/>
           <w:sz w:val="22"/>
         </w:rPr>
-        <w:t>翔太、先々週、成人式だったでしょ。十二日。あの子、お父さんのスーツ、みどり屋さんで、肩だけ詰めてもらって。</w:t>
+        <w:t>翔太、先々週成人式だったでしょ。十二日。あの子、お父さんのスーツを、みどり屋さんで肩だけ詰めてもらって。</w:t>
       </w:r>
     </w:p>
     <w:p>
@@ -3665,7 +3665,7 @@
           <w:i w:val="0"/>
           <w:sz w:val="22"/>
         </w:rPr>
-        <w:t>洋品店の、みどり屋さん。僕が、教えたとおりでしたか。</w:t>
+        <w:t>洋品店のみどり屋さん。僕が教えたとおりでしたか。</w:t>
       </w:r>
     </w:p>
     <w:p>
@@ -3688,7 +3688,7 @@
           <w:i w:val="0"/>
           <w:sz w:val="22"/>
         </w:rPr>
-        <w:t>そうです。三千円で、すんだって。(少し笑って)式場で、同じ中学の友達に、会ったんです。「お前、いま、何してんの」って聞かれて、「物流」って答えた。「原発の、事故のときは、大変だったなあ。賠償金、もらったんだろ」って、言われたって。</w:t>
+        <w:t>そうです。三千円ですんだって。(少し笑って)式場で同じ中学の友達に会ったんです。「お前、いま何してんの」って聞かれて、「物流」って答えた。「原発の事故のときは大変だったなあ。賠償金、もらったんだろ」って言われたって。</w:t>
       </w:r>
     </w:p>
     <w:p>
@@ -3711,7 +3711,7 @@
           <w:i w:val="0"/>
           <w:sz w:val="22"/>
         </w:rPr>
-        <w:t>……翔太くんは、何と。</w:t>
+        <w:t>……翔太くんは何と。</w:t>
       </w:r>
     </w:p>
     <w:p>
@@ -3734,7 +3734,7 @@
           <w:i w:val="0"/>
           <w:sz w:val="22"/>
         </w:rPr>
-        <w:t>「もらってねえよ」って、笑って、答えたんですって。笑って。……あの子、親父が死んだとき、泣かなかったのに、その日の夜、家で、一人で、泣いてました。声を、殺して。</w:t>
+        <w:t>「もらってねえよ」って笑って答えたんですって。笑って。……あの子、親父が死んだとき、泣かなかったのに、その日の夜、家で一人で泣いてました。声を殺して。</w:t>
       </w:r>
     </w:p>
     <w:p>
@@ -3749,7 +3749,7 @@
           <w:color w:val="555555"/>
           <w:sz w:val="22"/>
         </w:rPr>
-        <w:t>(遼は、黙って、缶を握っている。)</w:t>
+        <w:t>(遼は黙って缶を握っている。)</w:t>
       </w:r>
     </w:p>
     <w:p>
@@ -3772,7 +3772,7 @@
           <w:i w:val="0"/>
           <w:sz w:val="22"/>
         </w:rPr>
-        <w:t>先生。私、委任状、出しました。翔太も。……けど、こわいんです。こわいのは、裁判じゃなくて、これから、毎日、こういうことが、増えるんじゃないかって。</w:t>
+        <w:t>先生。私、委任状を出しました。翔太も。……けど、こわいんです。こわいのは裁判じゃなくて、これから毎日、こういうことが増えるんじゃないかって。</w:t>
       </w:r>
     </w:p>
     <w:p>
@@ -3795,7 +3795,7 @@
           <w:i w:val="0"/>
           <w:sz w:val="22"/>
         </w:rPr>
-        <w:t>小松さん。(缶を置き、和代の方を向く)僕は、「大丈夫です」とは、言いません。本当のことを、言います。増えると思います。それでも、同じ数だけ、味方も、増えるように、します。</w:t>
+        <w:t>小松さん。(缶を置き、和代の方を向く)僕は「大丈夫です」とは言いません。本当のことを言います。増えると思います。それでも、同じ数だけ味方も増えるようにします。</w:t>
       </w:r>
     </w:p>
     <w:p>
@@ -3818,7 +3818,7 @@
           <w:i w:val="0"/>
           <w:sz w:val="22"/>
         </w:rPr>
-        <w:t>今日、土井が、島田フミさんの家に、お茶を持って行ってくれました。三浦が、石塚さんの娘さんの、学校の先生に、手紙を書いています。あと、遠藤さんが、「団長になる」と。……一人で、受ける言葉ではないんです。小松さん一人に、言わせません。</w:t>
+        <w:t>今日、土井が島田フミさんの家にお茶を持って行ってくれました。三浦が石塚さんの娘さんの学校の先生に手紙を書いています。あと、遠藤さんが「団長になる」と。……一人で受ける言葉ではないんです。小松さん一人に言わせません。</w:t>
       </w:r>
     </w:p>
     <w:p>
@@ -3833,7 +3833,7 @@
           <w:color w:val="555555"/>
           <w:sz w:val="22"/>
         </w:rPr>
-        <w:t>(和代が、缶のお茶を、ゆっくりと、飲み干す。空き缶を、リサイクルの箱に入れる。)</w:t>
+        <w:t>(和代が缶のお茶をゆっくりと飲み干す。空き缶をリサイクルの箱に入れる。)</w:t>
       </w:r>
     </w:p>
     <w:p>
@@ -3856,7 +3856,7 @@
           <w:i w:val="0"/>
           <w:sz w:val="22"/>
         </w:rPr>
-        <w:t>先生、ごちそうさまでした。……あの人の手帳、あのまま、仏壇に、置いておきます。「ぢっと手を見る」の、ページを、開いたまま。</w:t>
+        <w:t>先生、ごちそうさまでした。……あの人の手帳、あのまま仏壇に置いておきます。「ぢっと手を見る」のページを開いたまま。</w:t>
       </w:r>
     </w:p>
     <w:p>
@@ -3879,7 +3879,7 @@
           <w:i w:val="0"/>
           <w:sz w:val="22"/>
         </w:rPr>
-        <w:t>はい。きっと、見ていてくれます。</w:t>
+        <w:t>はい。きっと見ていてくれます。</w:t>
       </w:r>
     </w:p>
     <w:p>
@@ -3909,7 +3909,7 @@
           <w:color w:val="555555"/>
           <w:sz w:val="22"/>
         </w:rPr>
-        <w:t>(2020年1月26日(日)、午後8時。居酒屋「しおさい」。暖簾は、「準備中」のまま。カウンターの端の席に、遼と茜。奥の小上がりで、三浦が、訴状の最終稿を、赤ペンで見直している。壁に、色あせた漁港の写真。女将の手元には、あの、名前のない保釈金の箱が、まだ置かれている。)</w:t>
+        <w:t>(2020年1月26日(日)、午後8時。居酒屋「しおさい」。暖簾は「準備中」のまま。カウンターの端の席に、遼と茜。奥の小上がりで三浦が訴状の最終稿を赤ペンで見直している。壁に色あせた漁港の写真。女将の手元にはあの名前のない保釈金の箱が、まだ置かれている。)</w:t>
       </w:r>
     </w:p>
     <w:p>
@@ -3942,7 +3942,7 @@
           <w:i w:val="0"/>
           <w:sz w:val="22"/>
         </w:rPr>
-        <w:t>あと、請求の趣旨の、第三項だけ。</w:t>
+        <w:t>あと、請求の趣旨の第三項だけ。</w:t>
       </w:r>
     </w:p>
     <w:p>
@@ -3957,7 +3957,7 @@
           <w:color w:val="555555"/>
           <w:sz w:val="22"/>
         </w:rPr>
-        <w:t>(遼が、茜の持つ、訴状の最終稿の表紙を、横目で見る。「奥浜原発事故 避難者集団訴訟(波戸町原告団) 訴状」。原告・三百……の数字だけ、まだ、空白。)</w:t>
+        <w:t>(遼が茜の持つ訴状の最終稿の表紙を横目で見る。「奥浜原発事故 避難者集団訴訟(波戸町原告団) 訴状」。原告・三百……の数字だけ、まだ空白。)</w:t>
       </w:r>
     </w:p>
     <w:p>
@@ -3980,7 +3980,7 @@
           <w:i w:val="0"/>
           <w:sz w:val="22"/>
         </w:rPr>
-        <w:t>先生。やっぱり、数字、入れられません。三百九、と、三百十二の、どちらにするか。</w:t>
+        <w:t>先生。やっぱり、数字が入れられません。三百九と三百十二のどちらにするか。</w:t>
       </w:r>
     </w:p>
     <w:p>
@@ -4003,7 +4003,7 @@
           <w:i w:val="0"/>
           <w:sz w:val="22"/>
         </w:rPr>
-        <w:t>三百九、です。今夜、石塚さんから、連絡がなければ。</w:t>
+        <w:t>三百九です。今夜、石塚さんから連絡がなければ。</w:t>
       </w:r>
     </w:p>
     <w:p>
@@ -4018,7 +4018,7 @@
           <w:color w:val="555555"/>
           <w:sz w:val="22"/>
         </w:rPr>
-        <w:t>(戸が、そっと、開く。外の冷たい空気と一緒に、コート姿の石塚雅人が、立っている。後ろに、妻の智子と、制服の上にダウンを羽織った、中学生の娘。)</w:t>
+        <w:t>(戸がそっと開く。外の冷たい空気と一緒に、コート姿の石塚雅人が立っている。後ろに妻の智子と、制服の上にダウンを羽織った中学生の娘。)</w:t>
       </w:r>
     </w:p>
     <w:p>
@@ -4041,7 +4041,7 @@
           <w:i w:val="0"/>
           <w:sz w:val="22"/>
         </w:rPr>
-        <w:t>……「準備中」って、書いてあったけど。事務所に電話したら、「しおさいに、いる」って、言われて。</w:t>
+        <w:t>……「準備中」って書いてあったけど。事務所に電話したら、「しおさいにいる」って言われて。</w:t>
       </w:r>
     </w:p>
     <w:p>
@@ -4097,7 +4097,7 @@
           <w:i w:val="0"/>
           <w:sz w:val="22"/>
         </w:rPr>
-        <w:t>夜分に、すみません。娘が、どうしても、今夜、渡したいって言うので。</w:t>
+        <w:t>夜分にすみません。娘がどうしても今夜渡したいって言うので。</w:t>
       </w:r>
     </w:p>
     <w:p>
@@ -4112,7 +4112,7 @@
           <w:color w:val="555555"/>
           <w:sz w:val="22"/>
         </w:rPr>
-        <w:t>(少女が、一歩、前に出る。手に、委任状の用紙。親権者の欄に、父と母の署名。その下、「本人の意見」の欄に、拙い字で、書き足してある。)</w:t>
+        <w:t>(少女が一歩前に出る。手に委任状の用紙。親権者の欄に父と母の署名。その下、「本人の意見」の欄に拙い字で書き足してある。)</w:t>
       </w:r>
     </w:p>
     <w:p>
@@ -4135,7 +4135,7 @@
           <w:i w:val="0"/>
           <w:sz w:val="22"/>
         </w:rPr>
-        <w:t>……あの。原告の、石塚美桜です。十四歳です。</w:t>
+        <w:t>……あの。原告の石塚美桜です。十四歳です。</w:t>
       </w:r>
     </w:p>
     <w:p>
@@ -4168,7 +4168,7 @@
           <w:i w:val="0"/>
           <w:sz w:val="22"/>
         </w:rPr>
-        <w:t>はじめまして。弁護士の、真壁です。</w:t>
+        <w:t>はじめまして。弁護士の真壁です。</w:t>
       </w:r>
     </w:p>
     <w:p>
@@ -4191,7 +4191,7 @@
           <w:i w:val="0"/>
           <w:sz w:val="22"/>
         </w:rPr>
-        <w:t>「お茶を、出す人」ですよね。お父さんから、聞きました。</w:t>
+        <w:t>「お茶を出す人」ですよね。お父さんから聞きました。</w:t>
       </w:r>
     </w:p>
     <w:p>
@@ -4214,7 +4214,7 @@
           <w:i w:val="0"/>
           <w:sz w:val="22"/>
         </w:rPr>
-        <w:t>ええ。お茶を、いれる人です。</w:t>
+        <w:t>ええ。お茶をいれる人です。</w:t>
       </w:r>
     </w:p>
     <w:p>
@@ -4237,7 +4237,7 @@
           <w:i w:val="0"/>
           <w:sz w:val="22"/>
         </w:rPr>
-        <w:t>学校で、言われたこと、全部は、話してません。でも、私、悔しかったです。(深呼吸する)私が、原告になったほうが、何も言えない、まま、じゃなくて、いいと思いました。……ここに、書いたんです。</w:t>
+        <w:t>学校で言われたこと全部は話してません。でも、私、悔しかったです。(深呼吸する)私が原告になったほうが、何も言えないままじゃなくて、いいと思いました。……ここに書いたんです。</w:t>
       </w:r>
     </w:p>
     <w:p>
@@ -4252,7 +4252,7 @@
           <w:color w:val="555555"/>
           <w:sz w:val="22"/>
         </w:rPr>
-        <w:t>(茜が、用紙を受け取り、「本人の意見」欄に、目を落とす。声に出して、そっと、読む。)</w:t>
+        <w:t>(茜が用紙を受け取り、「本人の意見」欄に目を落とす。声に出してそっと読む。)</w:t>
       </w:r>
     </w:p>
     <w:p>
@@ -4275,7 +4275,7 @@
           <w:i w:val="0"/>
           <w:sz w:val="22"/>
         </w:rPr>
-        <w:t>「うちは、おばあちゃんの、家も、犬も、学校も、なくなりました。お金では、ありません。ぜんぶ、ちゃんと、『なくなった』ことに、してほしくないです。美桜」。</w:t>
+        <w:t>「うちはおばあちゃんの家も、犬も、学校も、なくなりました。お金ではありません。ぜんぶ、ちゃんと『なくなった』ことにしてほしくないです。美桜」。</w:t>
       </w:r>
     </w:p>
     <w:p>
@@ -4290,7 +4290,7 @@
           <w:color w:val="555555"/>
           <w:sz w:val="22"/>
         </w:rPr>
-        <w:t>(しばらく、誰も、口をきかない。女将が、ふきんで、カウンターを、何度も、拭く。)</w:t>
+        <w:t>(しばらく誰も口をきかない。女将がふきんでカウンターを何度も拭く。)</w:t>
       </w:r>
     </w:p>
     <w:p>
@@ -4313,7 +4313,7 @@
           <w:i w:val="0"/>
           <w:sz w:val="22"/>
         </w:rPr>
-        <w:t>美桜さん、ありがとうございます。この言葉は、訴状に、そのまま、引用します。</w:t>
+        <w:t>美桜さん、ありがとうございます。この言葉は訴状にそのまま引用します。</w:t>
       </w:r>
     </w:p>
     <w:p>
@@ -4336,7 +4336,7 @@
           <w:i w:val="0"/>
           <w:sz w:val="22"/>
         </w:rPr>
-        <w:t>え、そのまま、ですか。</w:t>
+        <w:t>え、そのままですか。</w:t>
       </w:r>
     </w:p>
     <w:p>
@@ -4359,7 +4359,7 @@
           <w:i w:val="0"/>
           <w:sz w:val="22"/>
         </w:rPr>
-        <w:t>原告本人の意見として。裁判所の、いちばん偉い人が、読みます。</w:t>
+        <w:t>原告本人の意見として。裁判所のいちばん偉い人が読みます。</w:t>
       </w:r>
     </w:p>
     <w:p>
@@ -4425,7 +4425,7 @@
           <w:i w:val="0"/>
           <w:sz w:val="22"/>
         </w:rPr>
-        <w:t>真壁先生。……これで、いい、んですよね。</w:t>
+        <w:t>真壁先生。……これでいいんですよね。</w:t>
       </w:r>
     </w:p>
     <w:p>
@@ -4463,7 +4463,7 @@
           <w:color w:val="555555"/>
           <w:sz w:val="22"/>
         </w:rPr>
-        <w:t>(茜が、訴状の表紙の、空白の数字の欄に、ペンで、「312」と書き込む。女将が、ぐすっと鼻を鳴らす。)</w:t>
+        <w:t>(茜が訴状の表紙の空白の数字の欄にペンで「312」と書き込む。女将がぐすっと鼻を鳴らす。)</w:t>
       </w:r>
     </w:p>
     <w:p>
@@ -4486,7 +4486,7 @@
           <w:i w:val="0"/>
           <w:sz w:val="22"/>
         </w:rPr>
-        <w:t>……はい、美桜ちゃん、はい。(奥から、小さな碗を出す)おばちゃんの、アイスもなか。唐揚げは、もう、ないけど。</w:t>
+        <w:t>……はい、美桜ちゃん、はい。(奥から小さな碗を出す)おばちゃんのアイスもなか。唐揚げはもうないけど。</w:t>
       </w:r>
     </w:p>
     <w:p>
@@ -4509,7 +4509,7 @@
           <w:i w:val="0"/>
           <w:sz w:val="22"/>
         </w:rPr>
-        <w:t>ありがとうございます。(両手で受け取る)……あの、「おばちゃん」は、ここの人?</w:t>
+        <w:t>ありがとうございます。(両手で受け取る)……あの、「おばちゃん」はここの人?</w:t>
       </w:r>
     </w:p>
     <w:p>
@@ -4532,7 +4532,7 @@
           <w:i w:val="0"/>
           <w:sz w:val="22"/>
         </w:rPr>
-        <w:t>んだ。「しおさい」の、女将だ。波戸の、海の、匂いのする店だ。</w:t>
+        <w:t>んだ。「しおさい」の女将だ。波戸の海の匂いのする店だ。</w:t>
       </w:r>
     </w:p>
     <w:p>
@@ -4565,7 +4565,7 @@
           <w:i w:val="0"/>
           <w:sz w:val="22"/>
         </w:rPr>
-        <w:t>波戸の、海。……もう、思い出せないけど、においは、覚えてます。</w:t>
+        <w:t>波戸の海。……もう思い出せないけど、においは覚えてます。</w:t>
       </w:r>
     </w:p>
     <w:p>
@@ -4595,7 +4595,7 @@
           <w:color w:val="555555"/>
           <w:sz w:val="22"/>
         </w:rPr>
-        <w:t>(2020年1月27日(月)、午前10時。奥浜市の、奥浜地方裁判所。冬の晴れ。石造りの正面玄関に、報道の脚立が、七、八脚。「入口前で、撮影の方は、ご遠慮ください」の札。真壁と茜が、台車に、青いファイルの箱を十二箱、積んで、三浦と大城に付き添われて、階段を上がる。遠藤は、車椅子で、ボランティアの青年が押す。)</w:t>
+        <w:t>(2020年1月27日(月)、午前10時。奥浜市の奥浜地方裁判所。冬の晴れ。石造りの正面玄関に報道の脚立が七、八脚。「入口前で撮影の方はご遠慮ください」の札。真壁と茜が台車に青いファイルの箱を十二箱積み、三浦と大城に付き添われて階段を上がる。遠藤は車椅子でボランティアの青年が押す。)</w:t>
       </w:r>
     </w:p>
     <w:p>
@@ -4610,7 +4610,7 @@
           <w:color w:val="555555"/>
           <w:sz w:val="22"/>
         </w:rPr>
-        <w:t>(受付で、書記官室へ。民事の、訴訟係の窓口。係の職員が、無表情で、台車を見て、目を見開く。)</w:t>
+        <w:t>(受付で書記官室へ。民事の訴訟係の窓口。係の職員が無表情で台車を見て、目を見開く。)</w:t>
       </w:r>
     </w:p>
     <w:p>
@@ -4633,7 +4633,7 @@
           <w:i w:val="0"/>
           <w:sz w:val="22"/>
         </w:rPr>
-        <w:t>……この箱は、すべて、訴状と、証拠と、委任状ですか。</w:t>
+        <w:t>……この箱はすべて訴状と証拠と委任状ですか。</w:t>
       </w:r>
     </w:p>
     <w:p>
@@ -4656,7 +4656,7 @@
           <w:i w:val="0"/>
           <w:sz w:val="22"/>
         </w:rPr>
-        <w:t>はい。原告三百十二名、被告二名、請求額は、合計で三十四億三千二百万円です。</w:t>
+        <w:t>はい。原告三百十二名、被告二名、請求額は合計で三十四億三千二百万円です。</w:t>
       </w:r>
     </w:p>
     <w:p>
@@ -4694,7 +4694,7 @@
           <w:i w:val="0"/>
           <w:sz w:val="22"/>
         </w:rPr>
-        <w:t>受理いたします。事件番号は、令和二年(ワ)第八十七号。担当部は、民事第二部に、配てん予定です。</w:t>
+        <w:t>受理いたします。事件番号は令和二年(ワ)第八十七号。担当部は民事第二部に配てん予定です。</w:t>
       </w:r>
     </w:p>
     <w:p>
@@ -4740,7 +4740,7 @@
           <w:i w:val="0"/>
           <w:sz w:val="22"/>
         </w:rPr>
-        <w:t>はい。裁判長や、期日の日程は、追って、書記官から、ご連絡いたします。……お疲れさまでした。</w:t>
+        <w:t>はい。裁判長や期日の日程は追って書記官からご連絡いたします。……お疲れさまでした。</w:t>
       </w:r>
     </w:p>
     <w:p>
@@ -4755,7 +4755,7 @@
           <w:color w:val="555555"/>
           <w:sz w:val="22"/>
         </w:rPr>
-        <w:t>(真壁が、ほっと息をつく。その肩を、遠藤が、杖の先で、軽く、つつく。)</w:t>
+        <w:t>(真壁がほっと息をつく。その肩を遠藤が杖の先で軽くつつく。)</w:t>
       </w:r>
     </w:p>
     <w:p>
@@ -4778,7 +4778,7 @@
           <w:i w:val="0"/>
           <w:sz w:val="22"/>
         </w:rPr>
-        <w:t>わけえの。まだ、始まってもいねえぞ。気ぃ抜くな。</w:t>
+        <w:t>わけえの。まだ始まってもいねえぞ。気ぃ抜くな。</w:t>
       </w:r>
     </w:p>
     <w:p>
@@ -4816,7 +4816,7 @@
           <w:color w:val="555555"/>
           <w:sz w:val="22"/>
         </w:rPr>
-        <w:t>(裁判所の廊下。階段を下りようとすると、向こう側から、黒いコートの男が、ゆっくりと歩いてくる。大槻。後ろに、若いアソシエイトが二人。)</w:t>
+        <w:t>(裁判所の廊下。階段を下りようとすると、向こう側から黒いコートの男がゆっくりと歩いてくる。大槻。後ろに若いアソシエイトが二人。)</w:t>
       </w:r>
     </w:p>
     <w:p>
@@ -4849,7 +4849,7 @@
           <w:i w:val="0"/>
           <w:sz w:val="22"/>
         </w:rPr>
-        <w:t>真壁先生。あけましておめでとうございます。……と言うには、遅いですかね。</w:t>
+        <w:t>真壁先生。あけましておめでとうございます。……と言うには遅いですかね。</w:t>
       </w:r>
     </w:p>
     <w:p>
@@ -4872,7 +4872,7 @@
           <w:i w:val="0"/>
           <w:sz w:val="22"/>
         </w:rPr>
-        <w:t>大槻先生。こちらこそ。今日は、どうして。</w:t>
+        <w:t>大槻先生。こちらこそ。今日はどうして。</w:t>
       </w:r>
     </w:p>
     <w:p>
@@ -4895,7 +4895,7 @@
           <w:i w:val="0"/>
           <w:sz w:val="22"/>
         </w:rPr>
-        <w:t>弊社、……失礼。奥浜電力の、代理人に、就任しました。昨年の暮れに。報道各社への、事前のお知らせがあったので、念のため、裁判所に、足を運ばせてもらいました。(名刺を差し出す)</w:t>
+        <w:t>弊社、……失礼。奥浜電力の代理人に就任しました。昨年の暮れに。報道各社への事前のお知らせがあったので、念のため裁判所に足を運ばせてもらいました。(名刺を差し出す)</w:t>
       </w:r>
     </w:p>
     <w:p>
@@ -4928,7 +4928,7 @@
           <w:i w:val="0"/>
           <w:sz w:val="22"/>
         </w:rPr>
-        <w:t>……鷲尾建設の、顧問では。</w:t>
+        <w:t>……鷲尾建設の顧問では。</w:t>
       </w:r>
     </w:p>
     <w:p>
@@ -4951,7 +4951,7 @@
           <w:i w:val="0"/>
           <w:sz w:val="22"/>
         </w:rPr>
-        <w:t>鷲尾さんの案件は、昨年で、ひと区切りです。先生と、お会いする機会は、また、いただけますね。法廷という、公の場で。</w:t>
+        <w:t>鷲尾さんの案件は昨年でひと区切りです。先生とお会いする機会はまたいただけますね。法廷という、公の場で。</w:t>
       </w:r>
     </w:p>
     <w:p>
@@ -4974,7 +4974,7 @@
           <w:i w:val="0"/>
           <w:sz w:val="22"/>
         </w:rPr>
-        <w:t>楽しみ、というには、早すぎますが。</w:t>
+        <w:t>楽しみ、というには早すぎますが。</w:t>
       </w:r>
     </w:p>
     <w:p>
@@ -4997,7 +4997,7 @@
           <w:i w:val="0"/>
           <w:sz w:val="22"/>
         </w:rPr>
-        <w:t>ふふ。正直で、結構です。……ところで、桐生先生の件は、本当に、残念でした。(一瞬、目を伏せる)あの方は、私にとっても、尊敬すべき、相手でした。</w:t>
+        <w:t>ふふ。正直で結構です。……ところで、桐生先生の件は本当に残念でした。(一瞬、目を伏せる)あの方は私にとっても尊敬すべき相手でした。</w:t>
       </w:r>
     </w:p>
     <w:p>
@@ -5053,7 +5053,7 @@
           <w:i w:val="0"/>
           <w:sz w:val="22"/>
         </w:rPr>
-        <w:t>嘘ではありません。敵として、尊敬していた、という意味です。(車椅子の遠藤に目を移し、丁寧に頭を下げる)遠藤さん、ですね。ご体調は。</w:t>
+        <w:t>嘘ではありません。敵として尊敬していた、という意味です。(車椅子の遠藤に目を移し、丁寧に頭を下げる)遠藤さんですね。ご体調は。</w:t>
       </w:r>
     </w:p>
     <w:p>
@@ -5077,7 +5077,7 @@
           <w:color w:val="555555"/>
           <w:sz w:val="22"/>
         </w:rPr>
-        <w:t>(大槻の顔を、じっと見る)</w:t>
+        <w:t>(大槻の顔をじっと見る)</w:t>
       </w:r>
       <w:r>
         <w:rPr>
@@ -5086,7 +5086,7 @@
           <w:i w:val="0"/>
           <w:sz w:val="22"/>
         </w:rPr>
-        <w:t>あんたが、電力の弁護士か。</w:t>
+        <w:t>あんたが電力の弁護士か。</w:t>
       </w:r>
     </w:p>
     <w:p>
@@ -5132,7 +5132,7 @@
           <w:i w:val="0"/>
           <w:sz w:val="22"/>
         </w:rPr>
-        <w:t>おら、八十四だ。生きてるうちに、あんたと、話ができるか。</w:t>
+        <w:t>おら、八十四だ。生きてるうちに、あんたと話ができるか。</w:t>
       </w:r>
     </w:p>
     <w:p>
@@ -5165,7 +5165,7 @@
           <w:i w:val="0"/>
           <w:sz w:val="22"/>
         </w:rPr>
-        <w:t>……努力いたします。裁判所の、ペースに、よりますが。</w:t>
+        <w:t>……努力いたします。裁判所のペースによりますが。</w:t>
       </w:r>
     </w:p>
     <w:p>
@@ -5203,7 +5203,7 @@
           <w:color w:val="555555"/>
           <w:sz w:val="22"/>
         </w:rPr>
-        <w:t>(大槻は、もう一度、会釈して、廊下を去っていく。茜が、小さな声で。)</w:t>
+        <w:t>(大槻はもう一度会釈して廊下を去っていく。茜が小さな声で。)</w:t>
       </w:r>
     </w:p>
     <w:p>
@@ -5226,7 +5226,7 @@
           <w:i w:val="0"/>
           <w:sz w:val="22"/>
         </w:rPr>
-        <w:t>敵として、尊敬していた。……あの人、本心で、言ってますね。</w:t>
+        <w:t>敵として、尊敬していた。……あの人、本心で言ってますね。</w:t>
       </w:r>
     </w:p>
     <w:p>
@@ -5249,7 +5249,7 @@
           <w:i w:val="0"/>
           <w:sz w:val="22"/>
         </w:rPr>
-        <w:t>ええ。だから、一番、やりにくい。</w:t>
+        <w:t>ええ。だから、一番やりにくい。</w:t>
       </w:r>
     </w:p>
     <w:p>
@@ -5279,7 +5279,7 @@
           <w:color w:val="555555"/>
           <w:sz w:val="22"/>
         </w:rPr>
-        <w:t>(同日、午後1時。奥浜市の、弁護士会館の会見室。パイプ椅子が三十脚、ほぼ満席。後ろに、テレビカメラ四台、新聞、通信社。長机の中央に、「奥浜原発事故 避難者集団訴訟 提訴会見」の紙。遠藤が団長として中央の席。右に、大城、和代、翔太。左に、遼、茜。)</w:t>
+        <w:t>(同日、午後1時。奥浜市の弁護士会館の会見室。パイプ椅子が三十脚、ほぼ満席。後ろにテレビカメラ四台、新聞、通信社。長机の中央に「奥浜原発事故 避難者集団訴訟 提訴会見」の紙。遠藤が団長として中央の席。右に大城、和代、翔太。左に遼、茜。)</w:t>
       </w:r>
     </w:p>
     <w:p>
@@ -5294,7 +5294,7 @@
           <w:color w:val="555555"/>
           <w:sz w:val="22"/>
         </w:rPr>
-        <w:t>(遼が、スーツの襟を、一度だけ、整える。)</w:t>
+        <w:t>(遼がスーツの襟を一度だけ整える。)</w:t>
       </w:r>
     </w:p>
     <w:p>
@@ -5317,7 +5317,7 @@
           <w:i w:val="0"/>
           <w:sz w:val="22"/>
         </w:rPr>
-        <w:t>本日、午前十時、奥浜地方裁判所に、「奥浜原発事故 避難者集団訴訟」を、提起いたしました。原告は、奥浜県波戸町から避難した、三百十二名。被告は、国と、奥浜電力株式会社です。</w:t>
+        <w:t>本日、午前十時、奥浜地方裁判所に「奥浜原発事故 避難者集団訴訟」を提起いたしました。原告は奥浜県波戸町から避難した三百十二名。被告は国と奥浜電力株式会社です。</w:t>
       </w:r>
     </w:p>
     <w:p>
@@ -5332,7 +5332,7 @@
           <w:color w:val="555555"/>
           <w:sz w:val="22"/>
         </w:rPr>
-        <w:t>(カメラのシャッター音。遠藤が、委任状の、一枚目の朱印の写しを、膝の上に置いたまま、まっすぐ前を見ている。)</w:t>
+        <w:t>(カメラのシャッター音。遠藤が委任状の一枚目の朱印の写しを膝の上に置いたまま、まっすぐ前を見ている。)</w:t>
       </w:r>
     </w:p>
     <w:p>
@@ -5355,7 +5355,7 @@
           <w:i w:val="0"/>
           <w:sz w:val="22"/>
         </w:rPr>
-        <w:t>請求の趣旨は、二つです。第一に、避難生活と、故郷喪失による、慰謝料。第二に、国の、規制権限の、不行使に対する、国家賠償です。……私たちが求めているのは、お金だけでは、ありません。「なくなった」という事実を、「なくなった」と、国が、認めること。それが、この訴訟の、中心です。</w:t>
+        <w:t>請求の趣旨は二つです。第一に、避難生活と故郷喪失による慰謝料。第二に、国の規制権限の不行使に対する国家賠償です。……私たちが求めているのは、お金だけではありません。「なくなった」という事実を「なくなった」と国が認めること。それがこの訴訟の中心です。</w:t>
       </w:r>
     </w:p>
     <w:p>
@@ -5370,7 +5370,7 @@
           <w:color w:val="555555"/>
           <w:sz w:val="22"/>
         </w:rPr>
-        <w:t>(記者の質問。最前列に、柚木沙耶。)</w:t>
+        <w:t>(記者の質問。最前列に柚木沙耶。)</w:t>
       </w:r>
     </w:p>
     <w:p>
@@ -5393,7 +5393,7 @@
           <w:i w:val="0"/>
           <w:sz w:val="22"/>
         </w:rPr>
-        <w:t>『奥浜新報』の、柚木です。原告団長の、遠藤さんに、お伺いします。八十四歳という、ご年齢で、今回、提訴に、踏み切られた、お気持ちは。</w:t>
+        <w:t>『奥浜新報』の柚木です。原告団長の遠藤さんにお伺いします。八十四歳というご年齢で今回提訴に踏み切られた、お気持ちは。</w:t>
       </w:r>
     </w:p>
     <w:p>
@@ -5408,7 +5408,7 @@
           <w:color w:val="555555"/>
           <w:sz w:val="22"/>
         </w:rPr>
-        <w:t>(遠藤、マイクを、自分の方に、ぐっと引き寄せる。)</w:t>
+        <w:t>(遠藤、マイクを自分の方にぐっと引き寄せる。)</w:t>
       </w:r>
     </w:p>
     <w:p>
@@ -5431,7 +5431,7 @@
           <w:i w:val="0"/>
           <w:sz w:val="22"/>
         </w:rPr>
-        <w:t>おらは、漁師だった。波戸の海で、六十年、魚獲って、生きてきた。……今日は、一番、みっともねえこと、言う。</w:t>
+        <w:t>おらは漁師だった。波戸の海で六十年、魚獲って生きてきた。……今日は一番みっともねえこと言う。</w:t>
       </w:r>
     </w:p>
     <w:p>
@@ -5477,7 +5477,7 @@
           <w:i w:val="0"/>
           <w:sz w:val="22"/>
         </w:rPr>
-        <w:t>おらたちは、八年九か月、黙ってた。黙ってれば、いつか、誰かが、何とかしてくれると、思ってた。それが、一番、みっともなかった。(間)今日から、黙るのを、やめる。それだけだ。</w:t>
+        <w:t>おらたちは八年九か月、黙ってた。黙ってれば、いつか誰かが何とかしてくれると思ってた。それが一番みっともなかった。(間)今日から、黙るのをやめる。それだけだ。</w:t>
       </w:r>
     </w:p>
     <w:p>
@@ -5492,7 +5492,7 @@
           <w:color w:val="555555"/>
           <w:sz w:val="22"/>
         </w:rPr>
-        <w:t>(会場が、静まる。シャッター音が、ひときわ、大きく。)</w:t>
+        <w:t>(会場が静まる。シャッター音がひときわ大きく。)</w:t>
       </w:r>
     </w:p>
     <w:p>
@@ -5507,7 +5507,7 @@
           <w:color w:val="555555"/>
           <w:sz w:val="22"/>
         </w:rPr>
-        <w:t>(夕方。駅前の通り。会見を終えた五人が、事務所に戻ってくる。階段を、のぼる足音が、ひとつ、ふたつ、みっつ。)</w:t>
+        <w:t>(夕方。駅前の通り。会見を終えた五人が事務所に戻ってくる。階段をのぼる足音がひとつふたつみっつ。)</w:t>
       </w:r>
     </w:p>
     <w:p>
@@ -5522,7 +5522,7 @@
           <w:color w:val="555555"/>
           <w:sz w:val="22"/>
         </w:rPr>
-        <w:t>(窓の外。駅前の掲示板では、「新春国政報告会」のポスターの上に、「御礼」の紙が、斜めに、貼られている。真壁功の笑顔は、半分、隠れている。)</w:t>
+        <w:t>(窓の外。駅前の掲示板では「新春国政報告会」のポスターの上に「御礼」の紙が斜めに貼られている。真壁功の笑顔は半分隠れている。)</w:t>
       </w:r>
     </w:p>
     <w:p>
@@ -5537,7 +5537,7 @@
           <w:color w:val="555555"/>
           <w:sz w:val="22"/>
         </w:rPr>
-        <w:t>(事務所の入口の、ガラス戸に、金文字で、「桐生法律事務所」。その下に、事務員の三浦が、小さな札を、貼る。「原告団事務局」。)</w:t>
+        <w:t>(事務所の入口のガラス戸に金文字で「桐生法律事務所」。その下に事務員の三浦が小さな札を貼る。「原告団事務局」。)</w:t>
       </w:r>
     </w:p>
     <w:p>
@@ -5560,7 +5560,7 @@
           <w:i w:val="0"/>
           <w:sz w:val="22"/>
         </w:rPr>
-        <w:t>これで、いいですか。看板は、そのままで。</w:t>
+        <w:t>これでいいですか。看板はそのままで。</w:t>
       </w:r>
     </w:p>
     <w:p>
@@ -5583,7 +5583,7 @@
           <w:i w:val="0"/>
           <w:sz w:val="22"/>
         </w:rPr>
-        <w:t>はい。そのままで、お願いします。</w:t>
+        <w:t>はい。そのままでお願いします。</w:t>
       </w:r>
     </w:p>
     <w:p>
@@ -5616,7 +5616,7 @@
           <w:i w:val="0"/>
           <w:sz w:val="22"/>
         </w:rPr>
-        <w:t>「原告団事務局」。……初めて、事務所に、名前が、増えた気がします。</w:t>
+        <w:t>「原告団事務局」。……初めて、事務所に名前が増えた気がします。</w:t>
       </w:r>
     </w:p>
     <w:p>
@@ -5639,7 +5639,7 @@
           <w:i w:val="0"/>
           <w:sz w:val="22"/>
         </w:rPr>
-        <w:t>増えたというより、戻ったんでしょう。先生が、いたころに。</w:t>
+        <w:t>増えたというより、戻ったんでしょう。先生がいたころに。</w:t>
       </w:r>
     </w:p>
     <w:p>
@@ -5654,7 +5654,7 @@
           <w:color w:val="555555"/>
           <w:sz w:val="22"/>
         </w:rPr>
-        <w:t>(応接室に、遠藤を座らせる。鉄瓶を火にかける。三浦が、「一番長く待った方」の湯呑みを出す。遠藤が、それを、両手で受け取る。)</w:t>
+        <w:t>(応接室に遠藤を座らせる。鉄瓶を火にかける。三浦が「一番長く待った方」の湯呑みを出す。遠藤がそれを両手で受け取る。)</w:t>
       </w:r>
     </w:p>
     <w:p>
@@ -5746,7 +5746,7 @@
           <w:i w:val="0"/>
           <w:sz w:val="22"/>
         </w:rPr>
-        <w:t>ええ。もっと、長いです。……煙が一本立ったら、火を止める。先生に、そう、教わりました。</w:t>
+        <w:t>ええ。もっと長いです。……煙が一本立ったら、火を止める。先生にそう教わりました。</w:t>
       </w:r>
     </w:p>
     <w:p>
@@ -5769,7 +5769,7 @@
           <w:i w:val="0"/>
           <w:sz w:val="22"/>
         </w:rPr>
-        <w:t>一本で、止めんのは、むずかしいな。</w:t>
+        <w:t>一本で止めんのは、むずかしいな。</w:t>
       </w:r>
     </w:p>
     <w:p>
@@ -5807,7 +5807,7 @@
           <w:color w:val="555555"/>
           <w:sz w:val="22"/>
         </w:rPr>
-        <w:t>(鉄瓶から、細い湯気が、一筋、立ちのぼる。窓の外、一月の夕暮れの空に、細い雲が一本、まっすぐに、伸びている。)</w:t>
+        <w:t>(鉄瓶から、細い湯気が一筋立ちのぼる。窓の外、一月の夕暮れの空に細い雲が一本、まっすぐに伸びている。)</w:t>
       </w:r>
     </w:p>
     <w:p>

--- a/일본판/2부/2부_1화_원고단.docx
+++ b/일본판/2부/2부_1화_원고단.docx
@@ -161,7 +161,7 @@
           <w:i w:val="0"/>
           <w:sz w:val="22"/>
         </w:rPr>
-        <w:t>こちらこそ。……先生の机、掃除しておきました。湯呑みは、動かしてません。</w:t>
+        <w:t>こちらこそ。……先生の机、掃除しておきました。湯呑みは動かしてません。</w:t>
       </w:r>
     </w:p>
     <w:p>
@@ -199,7 +199,7 @@
           <w:color w:val="555555"/>
           <w:sz w:val="22"/>
         </w:rPr>
-        <w:t>(階段に、軽い足音。風呂敷包みを提げた宇佐美が、肩で息をしながら入ってくる。)</w:t>
+        <w:t>(階段に軽い足音。風呂敷包みを提げた宇佐美が、肩で息をしながら入ってくる。)</w:t>
       </w:r>
     </w:p>
     <w:p>
@@ -268,7 +268,7 @@
           <w:i w:val="0"/>
           <w:sz w:val="22"/>
         </w:rPr>
-        <w:t>週に三日、ここの机を借りる。右の奥のやつだ。仁の机には座らんよ。あそこは、君が決めることだ。</w:t>
+        <w:t>週に三日、ここの机を借りる。右の奥のやつだ。仁の机には座らんよ。あそこは君が決めることだ。</w:t>
       </w:r>
     </w:p>
     <w:p>
@@ -324,7 +324,7 @@
           <w:i w:val="0"/>
           <w:sz w:val="22"/>
         </w:rPr>
-        <w:t>全員に、会えるでしょうか。</w:t>
+        <w:t>全員に会えるでしょうか。</w:t>
       </w:r>
     </w:p>
     <w:p>
@@ -347,7 +347,7 @@
           <w:i w:val="0"/>
           <w:sz w:val="22"/>
         </w:rPr>
-        <w:t>会わんと、訴状は出せん。委任状は、本人が、顔を見て、ひとりずつ書く。それだけは省くな。……さて、中身だ。電力は、原賠法の三条一項で無過失責任。ここは堅い。問題は国だ。</w:t>
+        <w:t>会わんと、訴状は出せん。委任状は本人が顔を見てひとりずつ書く。それだけは省くな。……さて中身だ。電力は、原賠法の三条一項で無過失責任。ここは堅い。問題は国だ。</w:t>
       </w:r>
     </w:p>
     <w:p>
@@ -393,7 +393,7 @@
           <w:i w:val="0"/>
           <w:sz w:val="22"/>
         </w:rPr>
-        <w:t>そうだ。そこが、この裁判の背骨になる。折れたら、全部が折れる。</w:t>
+        <w:t>そうだ。そこがこの裁判の背骨になる。折れたら全部が折れる。</w:t>
       </w:r>
     </w:p>
     <w:p>
@@ -408,7 +408,7 @@
           <w:color w:val="555555"/>
           <w:sz w:val="22"/>
         </w:rPr>
-        <w:t>(三浦が、窓の外に目をやる。駅前の掲示板に、新しいポスターが貼り替えられている。「真壁いさお 国政報告会 一月二十五日(土) 汐見市民会館」。)</w:t>
+        <w:t>(三浦が窓の外に目をやる。駅前の掲示板に、新しいポスターが貼り替えられている。「真壁いさお 国政報告会 一月二十五日(土) 汐見市民会館」。)</w:t>
       </w:r>
     </w:p>
     <w:p>
@@ -609,7 +609,7 @@
           <w:i w:val="0"/>
           <w:sz w:val="22"/>
         </w:rPr>
-        <w:t>今日は、お集まりいただいて、ありがとうございます。「波戸の海を守る会」の大城です。裁判をやるかどうかは、今日この場で決めなくていいです。話を聞いて、持ち帰ってください。</w:t>
+        <w:t>今日はお集まりいただいて、ありがとうございます。「波戸の海を守る会」の大城です。裁判をやるかどうかは、今日この場で決めなくていいです。話を聞いて、持ち帰ってください。</w:t>
       </w:r>
     </w:p>
     <w:p>
@@ -647,7 +647,7 @@
           <w:color w:val="555555"/>
           <w:sz w:val="22"/>
         </w:rPr>
-        <w:t>(集会所が、ざわつく。)</w:t>
+        <w:t>(集会所がざわつく。)</w:t>
       </w:r>
     </w:p>
     <w:p>
@@ -693,7 +693,7 @@
           <w:i w:val="0"/>
           <w:sz w:val="22"/>
         </w:rPr>
-        <w:t>座ります。名字は、変えられません。ただ、父の依頼でここにいるのではありません。</w:t>
+        <w:t>座ります。名字は変えられません。ただ、父の依頼でここにいるのではありません。</w:t>
       </w:r>
     </w:p>
     <w:p>
@@ -754,7 +754,7 @@
           <w:color w:val="555555"/>
           <w:sz w:val="22"/>
         </w:rPr>
-        <w:t>(三浦が、紙コップに入れた麦茶と、ほうじ茶を配って回る。)</w:t>
+        <w:t>(三浦が紙コップに入れた麦茶と、ほうじ茶を配って回る。)</w:t>
       </w:r>
     </w:p>
     <w:p>
@@ -838,7 +838,7 @@
           <w:i w:val="0"/>
           <w:sz w:val="22"/>
         </w:rPr>
-        <w:t>今の賠償は、法律に基づいて払われています。裁判を起こしたからという理由で止めることは、できません。ただ、手続きを遅らせるような嫌がらせが、まったくないとは言い切れません。そのときは、記録を取って、ご連絡ください。</w:t>
+        <w:t>今の賠償は、法律に基づいて払われています。裁判を起こしたからという理由で止めることは、できません。ただ手続きを遅らせるような嫌がらせが、まったくないとは言い切れません。そのときは記録を取って、ご連絡ください。</w:t>
       </w:r>
     </w:p>
     <w:p>
@@ -871,7 +871,7 @@
           <w:i w:val="0"/>
           <w:sz w:val="22"/>
         </w:rPr>
-        <w:t>うちは、小学生の子が二人います。親が国を訴えたって、学校で知られたら……。福島から来た子が、いじめられた話、聞いてるもんで。</w:t>
+        <w:t>うちは小学生の子が二人います。親が国を訴えたって、学校で知られたら……。福島から来た子が、いじめられた話、聞いてるもんで。</w:t>
       </w:r>
     </w:p>
     <w:p>
@@ -942,7 +942,7 @@
           <w:color w:val="555555"/>
           <w:sz w:val="22"/>
         </w:rPr>
-        <w:t>(誰も言葉を継がない。ストーブの上のやかんが、小さく鳴る。遠藤が、杖に手を重ねて、ゆっくり口を開く。)</w:t>
+        <w:t>(誰も言葉を継がない。ストーブの上のやかんが、小さく鳴る。遠藤が杖に手を重ねて、ゆっくり口を開く。)</w:t>
       </w:r>
     </w:p>
     <w:p>
@@ -965,7 +965,7 @@
           <w:i w:val="0"/>
           <w:sz w:val="22"/>
         </w:rPr>
-        <w:t>ハツさん。おらが、国民学校のときに、先生に教わった歌がある。万葉集の、山上憶良だ。</w:t>
+        <w:t>ハツさん。おらが国民学校のときに、先生に教わった歌がある。万葉集の山上憶良だ。</w:t>
       </w:r>
     </w:p>
     <w:p>
@@ -1049,7 +1049,7 @@
           <w:i w:val="0"/>
           <w:sz w:val="22"/>
         </w:rPr>
-        <w:t>恥ずかしいのは、おらたちが悪いからでねえ。したども、飛べねえ。飛べねえなら、歩くしかねえべ。ここから、裁判所まで。</w:t>
+        <w:t>恥ずかしいのは、おらたちが悪いからでねえ。したども飛べねえ。飛べねえなら、歩くしかねえべ。ここから裁判所まで。</w:t>
       </w:r>
     </w:p>
     <w:p>
@@ -1110,7 +1110,7 @@
           <w:i w:val="0"/>
           <w:sz w:val="22"/>
         </w:rPr>
-        <w:t>判子は、三文判で大丈夫です。ご持参でなければ、朱肉もあります。</w:t>
+        <w:t>判子は三文判で大丈夫です。ご持参でなければ、朱肉もあります。</w:t>
       </w:r>
     </w:p>
     <w:p>
@@ -1125,7 +1125,7 @@
           <w:color w:val="555555"/>
           <w:sz w:val="22"/>
         </w:rPr>
-        <w:t>(浜野が立ち上がり、出口へ向かう。戸口で、ふり返らずに言う。)</w:t>
+        <w:t>(浜野が立ち上がり、出口へ向かう。戸口でふり返らずに言う。)</w:t>
       </w:r>
     </w:p>
     <w:p>
@@ -1148,7 +1148,7 @@
           <w:i w:val="0"/>
           <w:sz w:val="22"/>
         </w:rPr>
-        <w:t>次は、十八日だな。おらも来る。親父の子の顔を、もう少し見てから決める。</w:t>
+        <w:t>次は十八日だな。おらも来る。親父の子の顔を、もう少し見てから決める。</w:t>
       </w:r>
     </w:p>
     <w:p>
@@ -1178,7 +1178,7 @@
           <w:color w:val="555555"/>
           <w:sz w:val="22"/>
         </w:rPr>
-        <w:t>(1月18日(土)、午後2時。同じ集会所。椅子が九十脚に増え、立ち見が出ている。入口に委任状の受付。三浦が一人ずつ名前を確認する。前の机に、大城、遠藤、真壁、宇佐美。)</w:t>
+        <w:t>(1月18日(土)、午後2時。同じ集会所。椅子が九十脚に増え、立ち見が出ている。入口に委任状の受付。三浦が一人ずつ名前を確認する。前の机に大城、遠藤、真壁、宇佐美。)</w:t>
       </w:r>
     </w:p>
     <w:p>
@@ -1201,7 +1201,7 @@
           <w:i w:val="0"/>
           <w:sz w:val="22"/>
         </w:rPr>
-        <w:t>原告団の団長を決めます。立候補でも、推薦でも。</w:t>
+        <w:t>原告団の団長を決めます。立候補でも推薦でも。</w:t>
       </w:r>
     </w:p>
     <w:p>
@@ -1262,7 +1262,7 @@
           <w:i w:val="0"/>
           <w:sz w:val="22"/>
         </w:rPr>
-        <w:t>……推薦、ありますか。</w:t>
+        <w:t>……推薦ありますか。</w:t>
       </w:r>
     </w:p>
     <w:p>
@@ -1318,7 +1318,7 @@
           <w:i w:val="0"/>
           <w:sz w:val="22"/>
         </w:rPr>
-        <w:t>おら? 冗談でねえ。(立ち上がる)おらはな、波戸の浜で四十年、網を引いた。今日ここに座ってんのだって、本当は、腹が立ってしようがねえんだ。(真壁を見る)あんたの爺さんが原発を呼んで、親父が七期、浜さ金をばらまいた。おらは、その金で組合の船を直した。……直したんだ。</w:t>
+        <w:t>おら? 冗談でねえ。(立ち上がる)おらはな波戸の浜で四十年、網を引いた。今日ここに座ってんのだって、本当は、腹が立ってしようがねえんだ。(真壁を見る)あんたの爺さんが原発を呼んで、親父が七期、浜さ金をばらまいた。おらはその金で組合の船を直した。……直したんだ。</w:t>
       </w:r>
     </w:p>
     <w:p>
@@ -1356,7 +1356,7 @@
           <w:i w:val="0"/>
           <w:sz w:val="22"/>
         </w:rPr>
-        <w:t>だからおらには、真壁に腹を立てる資格がある。同じだけ、その金を受け取った自分にも、腹を立てる資格がある。どっちも、おらだ。</w:t>
+        <w:t>だからおらには、真壁に腹を立てる資格がある。同じだけ、その金を受け取った自分にも、腹を立てる資格がある。どっちもおらだ。</w:t>
       </w:r>
     </w:p>
     <w:p>
@@ -1425,7 +1425,7 @@
           <w:i w:val="0"/>
           <w:sz w:val="22"/>
         </w:rPr>
-        <w:t>浜野さん、団長、受けますか。</w:t>
+        <w:t>浜野さん団長、受けますか。</w:t>
       </w:r>
     </w:p>
     <w:p>
@@ -1481,7 +1481,7 @@
           <w:i w:val="0"/>
           <w:sz w:val="22"/>
         </w:rPr>
-        <w:t>一つ目は、お約束します。二つ目は、僕にも、原告団の名前で父に頭を下げる理由がありません。</w:t>
+        <w:t>一つ目はお約束します。二つ目は僕にも、原告団の名前で父に頭を下げる理由がありません。</w:t>
       </w:r>
     </w:p>
     <w:p>
@@ -1562,7 +1562,7 @@
           <w:color w:val="555555"/>
           <w:sz w:val="22"/>
         </w:rPr>
-        <w:t>(大城が数える。賛成七十九、反対六、棄権九。拍手が起こる。浜野は、頭をかきながら、突っ立っている。)</w:t>
+        <w:t>(大城が数える。賛成七十九、反対六、棄権九。拍手が起こる。浜野は頭をかきながら、突っ立っている。)</w:t>
       </w:r>
     </w:p>
     <w:p>
@@ -1697,7 +1697,7 @@
           <w:i w:val="0"/>
           <w:sz w:val="22"/>
         </w:rPr>
-        <w:t>その一枚は、おらのだ。まだ書いてねえ。判子を、船の上に置いてきちまった。……他人の分を集める前に、自分の分を書けって、女房に怒られたんだ。</w:t>
+        <w:t>その一枚はおらのだ。まだ書いてねえ。判子を船の上に置いてきちまった。……他人の分を集める前に、自分の分を書けって、女房に怒られたんだ。</w:t>
       </w:r>
     </w:p>
     <w:p>
@@ -1712,7 +1712,7 @@
           <w:color w:val="555555"/>
           <w:sz w:val="22"/>
         </w:rPr>
-        <w:t>(集会所に、笑いが広がる。三浦が、にこりともせず、委任状の束を数え直している。)</w:t>
+        <w:t>(集会所に笑いが広がる。三浦がにこりともせず、委任状の束を数え直している。)</w:t>
       </w:r>
     </w:p>
     <w:p>
@@ -1765,7 +1765,7 @@
           <w:i w:val="0"/>
           <w:sz w:val="22"/>
         </w:rPr>
-        <w:t>ここだ。「原告らは、ふるさとを奪われた」。いい文章だが、裁判所は、この種の言葉を嫌う。慰謝料の根拠は「平穏生活権の侵害」と書け。気持ちは、証拠の方に回す。</w:t>
+        <w:t>ここだ。「原告らはふるさとを奪われた」。いい文章だが、裁判所はこの種の言葉を嫌う。慰謝料の根拠は「平穏生活権の侵害」と書け。気持ちは証拠の方に回す。</w:t>
       </w:r>
     </w:p>
     <w:p>
@@ -1788,7 +1788,7 @@
           <w:i w:val="0"/>
           <w:sz w:val="22"/>
         </w:rPr>
-        <w:t>直します。……請求の趣旨は、「被告らは、原告らに対し、連帯して各千百万円を支払え」。</w:t>
+        <w:t>直します。……請求の趣旨は、「被告らは原告らに対し、連帯して各千百万円を支払え」。</w:t>
       </w:r>
     </w:p>
     <w:p>
@@ -1811,7 +1811,7 @@
           <w:i w:val="0"/>
           <w:sz w:val="22"/>
         </w:rPr>
-        <w:t>国には、これを読んでおけ。(条文の抜き刷りを、遼に押し出す)</w:t>
+        <w:t>国にはこれを読んでおけ。(条文の抜き刷りを、遼に押し出す)</w:t>
       </w:r>
     </w:p>
     <w:p>
@@ -1928,7 +1928,7 @@
           <w:color w:val="555555"/>
           <w:sz w:val="22"/>
         </w:rPr>
-        <w:t>(階段に、重い足音。戸が、ためらいなく開く。作業着の上に防寒着を羽織った浜野が、発泡スチロールの箱を抱えて立っている。)</w:t>
+        <w:t>(階段に重い足音。戸が、ためらいなく開く。作業着の上に防寒着を羽織った浜野が、発泡スチロールの箱を抱えて立っている。)</w:t>
       </w:r>
     </w:p>
     <w:p>
@@ -1951,7 +1951,7 @@
           <w:i w:val="0"/>
           <w:sz w:val="22"/>
         </w:rPr>
-        <w:t>夜分にすまねえ。団長が、書類を遅らせたんじゃ、示しがつかねえ。</w:t>
+        <w:t>夜分にすまねえ。団長が書類を遅らせたんじゃ、示しがつかねえ。</w:t>
       </w:r>
     </w:p>
     <w:p>
@@ -1997,7 +1997,7 @@
           <w:i w:val="0"/>
           <w:sz w:val="22"/>
         </w:rPr>
-        <w:t>試験操業の帰りだ。ヒラメだ。小さいけど、鮮度は保証する。台所は、どこだ。</w:t>
+        <w:t>試験操業の帰りだ。ヒラメだ。小さいけど、鮮度は保証する。台所はどこだ。</w:t>
       </w:r>
     </w:p>
     <w:p>
@@ -2043,7 +2043,7 @@
           <w:i w:val="0"/>
           <w:sz w:val="22"/>
         </w:rPr>
-        <w:t>湯を沸かす鉄瓶があって、台所がねえのか。(一人で笑い)まあいい。おかみに預ける。(委任状を一枚、机に置く。判を押す。署名の字は、荒く大きい)</w:t>
+        <w:t>湯を沸かす鉄瓶があって、台所がねえのか。(一人で笑い)まあいい。おかみに預ける。(委任状を一枚、机に置く。判を押す。署名の字は荒く大きい)</w:t>
       </w:r>
     </w:p>
     <w:p>
@@ -2066,7 +2066,7 @@
           <w:i w:val="0"/>
           <w:sz w:val="22"/>
         </w:rPr>
-        <w:t>ありがとうございます。三百十二枚、そろいました。</w:t>
+        <w:t>ありがとうございます。三百十二枚そろいました。</w:t>
       </w:r>
     </w:p>
     <w:p>
@@ -2089,7 +2089,7 @@
           <w:i w:val="0"/>
           <w:sz w:val="22"/>
         </w:rPr>
-        <w:t>三百十二人の名前が、これで一冊か。(校正刷りの「原告目録」を、ごつい指でなぞる)……じいさんも、ハツさんも、堀内んとこの子の親も、おらも、みんな紙の上だ。</w:t>
+        <w:t>三百十二人の名前が、これで一冊か。(校正刷りの「原告目録」を、ごつい指でなぞる)……じいさんも、ハツさんも、堀内んとこの子の親も、おらもみんな紙の上だ。</w:t>
       </w:r>
     </w:p>
     <w:p>
@@ -2112,7 +2112,7 @@
           <w:i w:val="0"/>
           <w:sz w:val="22"/>
         </w:rPr>
-        <w:t>紙は、判決まで残る。みんなが死んでも、残る。だから、書き間違えられんのだ。</w:t>
+        <w:t>紙は判決まで残る。みんなが死んでも、残る。だから書き間違えられんのだ。</w:t>
       </w:r>
     </w:p>
     <w:p>
@@ -2136,7 +2136,7 @@
           <w:color w:val="555555"/>
           <w:sz w:val="22"/>
         </w:rPr>
-        <w:t>(眉を寄せ、少し間をおいて)</w:t>
+        <w:t>(眉を寄せ少し間をおいて)</w:t>
       </w:r>
       <w:r>
         <w:rPr>
@@ -2145,7 +2145,7 @@
           <w:i w:val="0"/>
           <w:sz w:val="22"/>
         </w:rPr>
-        <w:t>それなら、おらの名前の字、もう一度、確認してくれ。「修」の、右の払いだ。</w:t>
+        <w:t>それならおらの名前の字、もう一度、確認してくれ。「修」の、右の払いだ。</w:t>
       </w:r>
     </w:p>
     <w:p>
@@ -2262,7 +2262,7 @@
           <w:i w:val="0"/>
           <w:sz w:val="22"/>
         </w:rPr>
-        <w:t>仁なら、笑って飲む。……が、まだ早い。裁判が済んでからだ。</w:t>
+        <w:t>仁なら笑って飲む。……がまだ早い。裁判が済んでからだ。</w:t>
       </w:r>
     </w:p>
     <w:p>
@@ -2316,7 +2316,7 @@
           <w:color w:val="555555"/>
           <w:sz w:val="22"/>
         </w:rPr>
-        <w:t>(列の脇から、呼びとめる)</w:t>
+        <w:t>(列の脇から呼びとめる)</w:t>
       </w:r>
       <w:r>
         <w:rPr>
@@ -2371,7 +2371,7 @@
           <w:i w:val="0"/>
           <w:sz w:val="22"/>
         </w:rPr>
-        <w:t>大きくなったなあ。おめえがこまい頃、先生の肩さ乗って、ここの階段を上がってたのを、おら覚えてる。(口ごもり)……先生は、元気だ。顔を、出さねえか。中に。</w:t>
+        <w:t>大きくなったなあ。おめえがこまい頃、先生の肩さ乗って、ここの階段を上がってたのを、おら覚えてる。(口ごもり)……先生は元気だ。顔を、出さねえか。中に。</w:t>
       </w:r>
     </w:p>
     <w:p>
@@ -2394,7 +2394,7 @@
           <w:i w:val="0"/>
           <w:sz w:val="22"/>
         </w:rPr>
-        <w:t>今日は、遠慮します。</w:t>
+        <w:t>今日は遠慮します。</w:t>
       </w:r>
     </w:p>
     <w:p>
@@ -2432,7 +2432,7 @@
           <w:color w:val="555555"/>
           <w:sz w:val="22"/>
         </w:rPr>
-        <w:t>(大沼が人の波に戻りかけたとき、入れ替わりに、細身のスーツの男が近づく。榊である。礼は丁寧で、距離は近い。)</w:t>
+        <w:t>(大沼が人の波に戻りかけたとき、入れ替わりに、細身のスーツの男が近づく。榊である。礼は丁寧で距離は近い。)</w:t>
       </w:r>
     </w:p>
     <w:p>
@@ -2547,7 +2547,7 @@
           <w:i w:val="0"/>
           <w:sz w:val="22"/>
         </w:rPr>
-        <w:t>誰にも。新聞の予告を読んだだけです。(笑みは変わらない)お母様が、お正月に、あなたの顔が見えなかったと、残念がっておられました。それだけ、お伝えしておきます。</w:t>
+        <w:t>誰にも。新聞の予告を読んだだけです。(笑みは変わらない)お母様がお正月に、あなたの顔が見えなかったと、残念がっておられました。それだけお伝えしておきます。</w:t>
       </w:r>
     </w:p>
     <w:p>
@@ -2570,7 +2570,7 @@
           <w:i w:val="0"/>
           <w:sz w:val="22"/>
         </w:rPr>
-        <w:t>……母は、元気ですか。</w:t>
+        <w:t>……母は元気ですか。</w:t>
       </w:r>
     </w:p>
     <w:p>
@@ -2593,7 +2593,7 @@
           <w:i w:val="0"/>
           <w:sz w:val="22"/>
         </w:rPr>
-        <w:t>お元気です。お茶を、よく淹れておられます。(会釈して、市民会館の入口へ戻る)</w:t>
+        <w:t>お元気です。お茶をよく淹れておられます。(会釈して、市民会館の入口へ戻る)</w:t>
       </w:r>
     </w:p>
     <w:p>
@@ -2608,7 +2608,7 @@
           <w:color w:val="555555"/>
           <w:sz w:val="22"/>
         </w:rPr>
-        <w:t>(遼は、看板の「国政報告会」の文字を、一度だけ見上げる。それから、駅へ歩き出す。ポスターの端が、風にめくれている。)</w:t>
+        <w:t>(遼は、看板の「国政報告会」の文字を一度だけ見上げる。それから駅へ歩き出す。ポスターの端が、風にめくれている。)</w:t>
       </w:r>
     </w:p>
     <w:p>
@@ -2638,7 +2638,7 @@
           <w:color w:val="555555"/>
           <w:sz w:val="22"/>
         </w:rPr>
-        <w:t>(1月27日(月)、午前9時40分。奥浜地方裁判所、一階の民事受付。曇り。真壁と宇佐美が、台車に段ボール四箱を載せて入る。後ろに、浜野、遠藤、佐久間、堀内、大城ほか原告の代表二十数人。受付の書記官は、箱の数に思わず立ち上がる。)</w:t>
+        <w:t>(1月27日(月)、午前9時40分。奥浜地方裁判所、一階の民事受付。曇り。真壁と宇佐美が、台車に段ボール四箱を載せて入る。後ろに浜野、遠藤、佐久間、堀内、大城ほか原告の代表二十数人。受付の書記官は、箱の数に思わず立ち上がる。)</w:t>
       </w:r>
     </w:p>
     <w:p>
@@ -2722,7 +2722,7 @@
           <w:color w:val="555555"/>
           <w:sz w:val="22"/>
         </w:rPr>
-        <w:t>(三浦が、数え読みする。書記官が、ペンで印をつけていく。待合の椅子で、遠藤が杖に両手を重ね、ガラス窓の向こうの空を見ている。)</w:t>
+        <w:t>(三浦が数え読みする。書記官が、ペンで印をつけていく。待合の椅子で、遠藤が杖に両手を重ね、ガラス窓の向こうの空を見ている。)</w:t>
       </w:r>
     </w:p>
     <w:p>
@@ -2745,7 +2745,7 @@
           <w:i w:val="0"/>
           <w:sz w:val="22"/>
         </w:rPr>
-        <w:t>確認できました。事件名は、損害賠償請求事件。受理番号は、令和二年(ワ)第四十五号。被告への訴状の送達は、裁判所の方で行います。第一回口頭弁論の期日は、追ってご連絡いたします。</w:t>
+        <w:t>確認できました。事件名は損害賠償請求事件。受理番号は令和二年(ワ)第四十五号。被告への訴状の送達は、裁判所の方で行います。第一回口頭弁論の期日は、追ってご連絡いたします。</w:t>
       </w:r>
     </w:p>
     <w:p>
@@ -2806,7 +2806,7 @@
           <w:color w:val="555555"/>
           <w:sz w:val="22"/>
         </w:rPr>
-        <w:t>(受付の窓口の向こうで、受理印が、紙に押される。乾いた、小さな音。)</w:t>
+        <w:t>(受付の窓口の向こうで、受理印が紙に押される。乾いた小さな音。)</w:t>
       </w:r>
     </w:p>
     <w:p>
@@ -2885,7 +2885,7 @@
           <w:i w:val="0"/>
           <w:sz w:val="22"/>
         </w:rPr>
-        <w:t>おら、もっと、でけえ音がすると思ってた。</w:t>
+        <w:t>おらもっとでけえ音がすると思ってた。</w:t>
       </w:r>
     </w:p>
     <w:p>
@@ -2933,7 +2933,7 @@
           <w:color w:val="555555"/>
           <w:sz w:val="22"/>
         </w:rPr>
-        <w:t>(佐久間が、そっと、訴状の表紙に手を当てる。堀内は、スマホで受付の看板を、一枚だけ撮る。)</w:t>
+        <w:t>(佐久間がそっと訴状の表紙に手を当てる。堀内はスマホで受付の看板を、一枚だけ撮る。)</w:t>
       </w:r>
     </w:p>
     <w:p>
@@ -2956,7 +2956,7 @@
           <w:i w:val="0"/>
           <w:sz w:val="22"/>
         </w:rPr>
-        <w:t>これで、波戸町原告団訴訟が、動き出します。</w:t>
+        <w:t>これで波戸町原告団訴訟が、動き出します。</w:t>
       </w:r>
     </w:p>
     <w:p>
@@ -2986,7 +2986,7 @@
           <w:color w:val="555555"/>
           <w:sz w:val="22"/>
         </w:rPr>
-        <w:t>(同日、午前11時。裁判所の隣、司法記者クラブ。テレビ局のカメラが三台、新聞記者が十数人。長机の中央に、浜野。両脇に、真壁と宇佐美。遠藤は、客席の端で、杖を握っている。)</w:t>
+        <w:t>(同日、午前11時。裁判所の隣、司法記者クラブ。テレビ局のカメラが三台、新聞記者が十数人。長机の中央に浜野。両脇に真壁と宇佐美。遠藤は客席の端で、杖を握っている。)</w:t>
       </w:r>
     </w:p>
     <w:p>
@@ -3024,7 +3024,7 @@
           <w:color w:val="555555"/>
           <w:sz w:val="22"/>
         </w:rPr>
-        <w:t>(質疑。何人かが質問したあと、前列から、柚木が手を挙げる。)</w:t>
+        <w:t>(質疑。何人かが質問したあと、前列から柚木が手を挙げる。)</w:t>
       </w:r>
     </w:p>
     <w:p>
@@ -3062,7 +3062,7 @@
           <w:color w:val="555555"/>
           <w:sz w:val="22"/>
         </w:rPr>
-        <w:t>(会場が、静まる。真壁は、一拍おく。)</w:t>
+        <w:t>(会場が静まる。真壁は一拍おく。)</w:t>
       </w:r>
     </w:p>
     <w:p>
@@ -3085,7 +3085,7 @@
           <w:i w:val="0"/>
           <w:sz w:val="22"/>
         </w:rPr>
-        <w:t>影響しないと言い切るのは、誠実ではないと思います。影響すると言われる場所には、これからも、立つことになるでしょう。ただ、原告の皆さんが依頼したのは、真壁功の息子ではなく、桐生法律事務所の弁護士です。それだけは、はっきり申し上げます。</w:t>
+        <w:t>影響しないと言い切るのは、誠実ではないと思います。影響すると言われる場所には、これからも、立つことになるでしょう。ただ原告の皆さんが依頼したのは、真壁功の息子ではなく、桐生法律事務所の弁護士です。それだけは、はっきり申し上げます。</w:t>
       </w:r>
     </w:p>
     <w:p>
@@ -3141,7 +3141,7 @@
           <w:i w:val="0"/>
           <w:sz w:val="22"/>
         </w:rPr>
-        <w:t>減るかもしんねえな。(場がざわつく)正直に言うべ。裁判は長え。判決まで、生きてねえ者もいる。おらたちは、数で勝負したくて、三百十二人で来たんでねえ。三百十二人が、ここにいたって、知ってもらいてえんだ。</w:t>
+        <w:t>減るかもしんねえな。(場がざわつく)正直に言うべ。裁判は長え。判決まで生きてねえ者もいる。おらたちは、数で勝負したくて、三百十二人で来たんでねえ。三百十二人が、ここにいたって、知ってもらいてえんだ。</w:t>
       </w:r>
     </w:p>
     <w:p>
@@ -3156,7 +3156,7 @@
           <w:color w:val="555555"/>
           <w:sz w:val="22"/>
         </w:rPr>
-        <w:t>(浜野は、マイクをそっと置く。カメラのシャッターが、続けざまに切れる。)</w:t>
+        <w:t>(浜野はマイクをそっと置く。カメラのシャッターが、続けざまに切れる。)</w:t>
       </w:r>
     </w:p>
     <w:p>
@@ -3171,7 +3171,7 @@
           <w:color w:val="555555"/>
           <w:sz w:val="22"/>
         </w:rPr>
-        <w:t>(会見後、廊下。柚木が、メモ帳を閉じながら、遼に近づく。)</w:t>
+        <w:t>(会見後、廊下。柚木がメモ帳を閉じながら、遼に近づく。)</w:t>
       </w:r>
     </w:p>
     <w:p>
@@ -3240,7 +3240,7 @@
           <w:i w:val="0"/>
           <w:sz w:val="22"/>
         </w:rPr>
-        <w:t>「三百十二人、国を訴える」にします。主語は、原告です。先生じゃない。</w:t>
+        <w:t>「三百十二人、国を訴える」にします。主語は原告です。先生じゃない。</w:t>
       </w:r>
     </w:p>
     <w:p>
@@ -3339,7 +3339,7 @@
           <w:i w:val="0"/>
           <w:sz w:val="22"/>
         </w:rPr>
-        <w:t>大槻先生。……なぜ、こちらに。</w:t>
+        <w:t>大槻先生。……なぜこちらに。</w:t>
       </w:r>
     </w:p>
     <w:p>
@@ -3362,7 +3362,7 @@
           <w:i w:val="0"/>
           <w:sz w:val="22"/>
         </w:rPr>
-        <w:t>本日付で、奥浜電力の代理人に就任いたしました。東都総合法律事務所の大槻です。訴状は、まだ拝見していませんが、報道では、大変なご準備だったと。三百十二名。桐生先生がご存命なら、さぞ。</w:t>
+        <w:t>本日付で、奥浜電力の代理人に就任いたしました。東都総合法律事務所の大槻です。訴状はまだ拝見していませんが、報道では、大変なご準備だったと。三百十二名。桐生先生がご存命なら、さぞ。</w:t>
       </w:r>
     </w:p>
     <w:p>
@@ -3454,7 +3454,7 @@
           <w:i w:val="0"/>
           <w:sz w:val="22"/>
         </w:rPr>
-        <w:t>いずれ、ご案内が参ります。私は、書面でしか話さない主義でして。(エレベーターの扉が開く。大槻は、先に真壁を通す仕草をする)どうぞ。</w:t>
+        <w:t>いずれご案内が参ります。私は、書面でしか話さない主義でして。(エレベーターの扉が開く。大槻は先に真壁を通す仕草をする)どうぞ。</w:t>
       </w:r>
     </w:p>
     <w:p>
@@ -3500,7 +3500,7 @@
           <w:i w:val="0"/>
           <w:sz w:val="22"/>
         </w:rPr>
-        <w:t>そうですか。……それと、念のため、申し上げておきます。うちの事務所の相沢が、先生のご友人だと伺いました。利益相反の確認は済んでおります。彼は、この件には関与しません。</w:t>
+        <w:t>そうですか。……それと、念のため申し上げておきます。うちの事務所の相沢が、先生のご友人だと伺いました。利益相反の確認は済んでおります。彼は、この件には関与しません。</w:t>
       </w:r>
     </w:p>
     <w:p>
@@ -3523,7 +3523,7 @@
           <w:i w:val="0"/>
           <w:sz w:val="22"/>
         </w:rPr>
-        <w:t>航が、そう言いましたか。</w:t>
+        <w:t>航がそう言いましたか。</w:t>
       </w:r>
     </w:p>
     <w:p>
@@ -3546,7 +3546,7 @@
           <w:i w:val="0"/>
           <w:sz w:val="22"/>
         </w:rPr>
-        <w:t>いえ、まだ誰にも。私が、先に申し上げただけです。</w:t>
+        <w:t>いえまだ誰にも。私が、先に申し上げただけです。</w:t>
       </w:r>
     </w:p>
     <w:p>
@@ -3561,7 +3561,7 @@
           <w:color w:val="555555"/>
           <w:sz w:val="22"/>
         </w:rPr>
-        <w:t>(エレベーターの扉が閉まる直前、大槻が、わずかに笑みを崩す。)</w:t>
+        <w:t>(エレベーターの扉が閉まる直前、大槻がわずかに笑みを崩す。)</w:t>
       </w:r>
     </w:p>
     <w:p>
@@ -3599,7 +3599,7 @@
           <w:color w:val="555555"/>
           <w:sz w:val="22"/>
         </w:rPr>
-        <w:t>(扉が閉まる。真壁は、ロビーの掲示板の前に立つ。「本日の開廷表」の白い紙が、風もないのに、一枚だけ揺れている。)</w:t>
+        <w:t>(扉が閉まる。真壁はロビーの掲示板の前に立つ。「本日の開廷表」の白い紙が、風もないのに、一枚だけ揺れている。)</w:t>
       </w:r>
     </w:p>
     <w:p>
@@ -3629,7 +3629,7 @@
           <w:color w:val="555555"/>
           <w:sz w:val="22"/>
         </w:rPr>
-        <w:t>(同日、午後7時。桐生法律事務所。窓の外には、細い雪。駅前のポスターに、街灯が当たっている。応接室の鉄瓶が鳴り、人の声が集まっている。浜野、遠藤、大城、宇佐美、三浦。女将が、おにぎりを大皿に載せて運んでくる。小さなテレビが、夕方のニュースを流している。「波戸町の避難住民三百十二人が、国と電力を提訴しました」。)</w:t>
+        <w:t>(同日、午後7時。桐生法律事務所。窓の外には細い雪。駅前のポスターに、街灯が当たっている。応接室の鉄瓶が鳴り、人の声が集まっている。浜野、遠藤、大城、宇佐美、三浦。女将が、おにぎりを大皿に載せて運んでくる。小さなテレビが、夕方のニュースを流している。「波戸町の避難住民三百十二人が、国と電力を提訴しました」。)</w:t>
       </w:r>
     </w:p>
     <w:p>
@@ -3652,7 +3652,7 @@
           <w:i w:val="0"/>
           <w:sz w:val="22"/>
         </w:rPr>
-        <w:t>ほれ、ヒラメ、昆布締めにしといたよ。団長が置いてったやつ。味見はまだだ。</w:t>
+        <w:t>ほれヒラメ、昆布締めにしといたよ。団長が置いてったやつ。味見はまだだ。</w:t>
       </w:r>
     </w:p>
     <w:p>
@@ -3675,7 +3675,7 @@
           <w:i w:val="0"/>
           <w:sz w:val="22"/>
         </w:rPr>
-        <w:t>おかみ、今ごろ言うな。おらも、まだ食ってねえんだ。</w:t>
+        <w:t>おかみ今ごろ言うな。おらもまだ食ってねえんだ。</w:t>
       </w:r>
     </w:p>
     <w:p>
@@ -3698,7 +3698,7 @@
           <w:i w:val="0"/>
           <w:sz w:val="22"/>
         </w:rPr>
-        <w:t>お茶を、お淹れします。順番は、決まりです。一番長く待った方から。</w:t>
+        <w:t>お茶をお淹れします。順番は決まりです。一番長く待った方から。</w:t>
       </w:r>
     </w:p>
     <w:p>
@@ -3731,7 +3731,7 @@
           <w:i w:val="0"/>
           <w:sz w:val="22"/>
         </w:rPr>
-        <w:t>待った長さなら、おらも、じいさんと同じだ。八年と十か月だべ。</w:t>
+        <w:t>待った長さなら、おらもじいさんと同じだ。八年と十か月だべ。</w:t>
       </w:r>
     </w:p>
     <w:p>
@@ -3754,7 +3754,7 @@
           <w:i w:val="0"/>
           <w:sz w:val="22"/>
         </w:rPr>
-        <w:t>同じでねえ。おらは、避難した日から、ずっと、うちの縁側で待ってた。浜野は、船で、先に動いてた。……おめえは、待たなかった。だから、団長なんだ。</w:t>
+        <w:t>同じでねえ。おらは避難した日から、ずっとうちの縁側で待ってた。浜野は船で、先に動いてた。……おめえは、待たなかった。だから団長なんだ。</w:t>
       </w:r>
     </w:p>
     <w:p>
@@ -3802,7 +3802,7 @@
           <w:color w:val="555555"/>
           <w:sz w:val="22"/>
         </w:rPr>
-        <w:t>(遼が、最初の湯呑みを遠藤の前に置く。二つ目は、大城に。三つ目に、浜野。四つ目は、女将。最後に、宇佐美の前へ。)</w:t>
+        <w:t>(遼が、最初の湯呑みを遠藤の前に置く。二つ目は大城に。三つ目に浜野。四つ目は女将。最後に宇佐美の前へ。)</w:t>
       </w:r>
     </w:p>
     <w:p>
@@ -3835,7 +3835,7 @@
           <w:i w:val="0"/>
           <w:sz w:val="22"/>
         </w:rPr>
-        <w:t>仁の湯呑みの順番で言えば、私は二番目か三番目だった。今日は、五番目か。悪くない。</w:t>
+        <w:t>仁の湯呑みの順番で言えば、私は二番目か三番目だった。今日は五番目か。悪くない。</w:t>
       </w:r>
     </w:p>
     <w:p>
@@ -3883,7 +3883,7 @@
           <w:color w:val="555555"/>
           <w:sz w:val="22"/>
         </w:rPr>
-        <w:t>(笑い声。それから、短い沈黙。テレビが、次のニュースに移る。)</w:t>
+        <w:t>(笑い声。それから短い沈黙。テレビが次のニュースに移る。)</w:t>
       </w:r>
     </w:p>
     <w:p>
@@ -3952,7 +3952,7 @@
           <w:i w:val="0"/>
           <w:sz w:val="22"/>
         </w:rPr>
-        <w:t>私じゃありません。大城さんが、ロビーで。</w:t>
+        <w:t>私じゃありません。大城さんがロビーで。</w:t>
       </w:r>
     </w:p>
     <w:p>
@@ -4092,7 +4092,7 @@
           <w:color w:val="555555"/>
           <w:sz w:val="22"/>
         </w:rPr>
-        <w:t>(客が帰ったあと。深夜に近い事務所。遼と三浦だけが残る。遼は、桐生の机の前に立つ。伏せてあった湯呑みを、静かに起こす。注がずに、机の中央に置く。)</w:t>
+        <w:t>(客が帰ったあと。深夜に近い事務所。遼と三浦だけが残る。遼は、桐生の机の前に立つ。伏せてあった湯呑みを、静かに起こす。注がずに机の中央に置く。)</w:t>
       </w:r>
     </w:p>
     <w:p>
@@ -4138,7 +4138,7 @@
           <w:i w:val="0"/>
           <w:sz w:val="22"/>
         </w:rPr>
-        <w:t>判決の日まで、空けておきます。……でも、伏せたままにも、しておけません。</w:t>
+        <w:t>判決の日まで、空けておきます。……でも伏せたままにも、しておけません。</w:t>
       </w:r>
     </w:p>
     <w:p>
@@ -4161,7 +4161,7 @@
           <w:i w:val="0"/>
           <w:sz w:val="22"/>
         </w:rPr>
-        <w:t>……分かりました。(窓に近づき、煙突を見上げる)あ。真壁さん、今日は、一本も上がりませんね。</w:t>
+        <w:t>……分かりました。(窓に近づき、煙突を見上げる)あ。真壁さん今日は一本も上がりませんね。</w:t>
       </w:r>
     </w:p>
     <w:p>
@@ -4184,7 +4184,7 @@
           <w:i w:val="0"/>
           <w:sz w:val="22"/>
         </w:rPr>
-        <w:t>ええ。今日は、まだ。</w:t>
+        <w:t>ええ。今日はまだ。</w:t>
       </w:r>
     </w:p>
     <w:p>
@@ -4199,7 +4199,7 @@
           <w:color w:val="555555"/>
           <w:sz w:val="22"/>
         </w:rPr>
-        <w:t>(二人は、雪の降る駅前を、しばらく黙って見ている。ポスターの「国政報告会」の字が、雪の向こうで、滲んで見える。)</w:t>
+        <w:t>(二人は雪の降る駅前を、しばらく黙って見ている。ポスターの「国政報告会」の字が雪の向こうで、滲んで見える。)</w:t>
       </w:r>
     </w:p>
     <w:p>
